--- a/docs/informes-seo/00-informe-auditoria-seo.docx
+++ b/docs/informes-seo/00-informe-auditoria-seo.docx
@@ -14,9 +14,9 @@
       <w:r>
         <w:drawing>
           <wp:inline distT="0" distB="0" distL="0" distR="0">
-            <wp:extent cx="1428750" cy="1428750"/>
+            <wp:extent cx="1257300" cy="1257300"/>
             <wp:effectExtent t="0" r="0" b="0" l="0"/>
-            <wp:docPr id="1" name="" descr="" title=""/>
+            <wp:docPr id="1" name="logo" descr="Emblema de la Comunidad Buddhista Camino del Dharma" title="Camino del Dharma"/>
             <wp:cNvGraphicFramePr>
               <a:graphicFrameLocks xmlns:a="http://schemas.openxmlformats.org/drawingml/2006/main" noChangeAspect="1"/>
             </wp:cNvGraphicFramePr>
@@ -39,7 +39,7 @@
                   <pic:spPr bwMode="auto">
                     <a:xfrm>
                       <a:off x="0" y="0"/>
-                      <a:ext cx="1428750" cy="1428750"/>
+                      <a:ext cx="1257300" cy="1257300"/>
                     </a:xfrm>
                     <a:prstGeom prst="rect">
                       <a:avLst/>
@@ -295,7 +295,7 @@
             <w:r>
               <w:t xml:space="preserve">Rafael Figueredo Oropeza — </w:t>
             </w:r>
-            <w:hyperlink w:history="1" r:id="rIdcbqyh-prgz69l71qg2_33">
+            <w:hyperlink w:history="1" r:id="rIdmiqig9i6o_ajkti6v-qam">
               <w:r>
                 <w:rPr>
                   <w:color w:val="8C2B3D"/>
@@ -307,7 +307,7 @@
             <w:r>
               <w:t xml:space="preserve"> · </w:t>
             </w:r>
-            <w:hyperlink w:history="1" r:id="rIdpogchmtqk53nt9jby-phn">
+            <w:hyperlink w:history="1" r:id="rIdihejstlvm8byjxzzoc_hn">
               <w:r>
                 <w:rPr>
                   <w:color w:val="8C2B3D"/>
@@ -581,21 +581,6 @@
       <w:pPr>
         <w:spacing w:after="200"/>
       </w:pPr>
-    </w:p>
-    <w:p>
-      <w:pPr>
-        <w:pStyle w:val="Callout"/>
-      </w:pPr>
-      <w:r>
-        <w:rPr>
-          <w:b/>
-          <w:bCs/>
-        </w:rPr>
-        <w:t xml:space="preserve">Naturaleza del documento.</w:t>
-      </w:r>
-      <w:r>
-        <w:t xml:space="preserve"> Informe general y ejecutivo: visibilidad, autoridad, comparación con otras comunidades, plan de acción y decisiones pendientes. Toda afirmación procede de una medición registrada; las limitaciones se declaran en el Anexo B.</w:t>
-      </w:r>
     </w:p>
     <w:p>
       <w:pPr>
@@ -894,7 +879,6 @@
             </w:pPr>
             <w:r>
               <w:rPr>
-                <w:rFonts w:ascii="Aptos" w:cs="Aptos" w:eastAsia="Aptos" w:hAnsi="Aptos"/>
                 <w:b/>
                 <w:bCs/>
                 <w:color w:val="FFFFFF"/>
@@ -923,7 +907,6 @@
             </w:pPr>
             <w:r>
               <w:rPr>
-                <w:rFonts w:ascii="Aptos" w:cs="Aptos" w:eastAsia="Aptos" w:hAnsi="Aptos"/>
                 <w:b/>
                 <w:bCs/>
                 <w:color w:val="FFFFFF"/>
@@ -1154,7 +1137,6 @@
             </w:pPr>
             <w:r>
               <w:rPr>
-                <w:rFonts w:ascii="Aptos" w:cs="Aptos" w:eastAsia="Aptos" w:hAnsi="Aptos"/>
                 <w:b/>
                 <w:bCs/>
                 <w:color w:val="FFFFFF"/>
@@ -1183,7 +1165,6 @@
             </w:pPr>
             <w:r>
               <w:rPr>
-                <w:rFonts w:ascii="Aptos" w:cs="Aptos" w:eastAsia="Aptos" w:hAnsi="Aptos"/>
                 <w:b/>
                 <w:bCs/>
                 <w:color w:val="FFFFFF"/>
@@ -1590,7 +1571,6 @@
             </w:pPr>
             <w:r>
               <w:rPr>
-                <w:rFonts w:ascii="Aptos" w:cs="Aptos" w:eastAsia="Aptos" w:hAnsi="Aptos"/>
                 <w:b/>
                 <w:bCs/>
                 <w:color w:val="FFFFFF"/>
@@ -1619,7 +1599,6 @@
             </w:pPr>
             <w:r>
               <w:rPr>
-                <w:rFonts w:ascii="Aptos" w:cs="Aptos" w:eastAsia="Aptos" w:hAnsi="Aptos"/>
                 <w:b/>
                 <w:bCs/>
                 <w:color w:val="FFFFFF"/>
@@ -1968,7 +1947,6 @@
             </w:pPr>
             <w:r>
               <w:rPr>
-                <w:rFonts w:ascii="Aptos" w:cs="Aptos" w:eastAsia="Aptos" w:hAnsi="Aptos"/>
                 <w:b/>
                 <w:bCs/>
                 <w:color w:val="FFFFFF"/>
@@ -1997,7 +1975,6 @@
             </w:pPr>
             <w:r>
               <w:rPr>
-                <w:rFonts w:ascii="Aptos" w:cs="Aptos" w:eastAsia="Aptos" w:hAnsi="Aptos"/>
                 <w:b/>
                 <w:bCs/>
                 <w:color w:val="FFFFFF"/>
@@ -2026,7 +2003,6 @@
             </w:pPr>
             <w:r>
               <w:rPr>
-                <w:rFonts w:ascii="Aptos" w:cs="Aptos" w:eastAsia="Aptos" w:hAnsi="Aptos"/>
                 <w:b/>
                 <w:bCs/>
                 <w:color w:val="FFFFFF"/>
@@ -2340,7 +2316,6 @@
             </w:pPr>
             <w:r>
               <w:rPr>
-                <w:rFonts w:ascii="Aptos" w:cs="Aptos" w:eastAsia="Aptos" w:hAnsi="Aptos"/>
                 <w:b/>
                 <w:bCs/>
                 <w:color w:val="FFFFFF"/>
@@ -2369,7 +2344,6 @@
             </w:pPr>
             <w:r>
               <w:rPr>
-                <w:rFonts w:ascii="Aptos" w:cs="Aptos" w:eastAsia="Aptos" w:hAnsi="Aptos"/>
                 <w:b/>
                 <w:bCs/>
                 <w:color w:val="FFFFFF"/>
@@ -2831,7 +2805,6 @@
             </w:pPr>
             <w:r>
               <w:rPr>
-                <w:rFonts w:ascii="Aptos" w:cs="Aptos" w:eastAsia="Aptos" w:hAnsi="Aptos"/>
                 <w:b/>
                 <w:bCs/>
                 <w:color w:val="FFFFFF"/>
@@ -2860,7 +2833,6 @@
             </w:pPr>
             <w:r>
               <w:rPr>
-                <w:rFonts w:ascii="Aptos" w:cs="Aptos" w:eastAsia="Aptos" w:hAnsi="Aptos"/>
                 <w:b/>
                 <w:bCs/>
                 <w:color w:val="FFFFFF"/>
@@ -2889,7 +2861,6 @@
             </w:pPr>
             <w:r>
               <w:rPr>
-                <w:rFonts w:ascii="Aptos" w:cs="Aptos" w:eastAsia="Aptos" w:hAnsi="Aptos"/>
                 <w:b/>
                 <w:bCs/>
                 <w:color w:val="FFFFFF"/>
@@ -3197,7 +3168,6 @@
             </w:pPr>
             <w:r>
               <w:rPr>
-                <w:rFonts w:ascii="Aptos" w:cs="Aptos" w:eastAsia="Aptos" w:hAnsi="Aptos"/>
                 <w:b/>
                 <w:bCs/>
                 <w:color w:val="FFFFFF"/>
@@ -3226,7 +3196,6 @@
             </w:pPr>
             <w:r>
               <w:rPr>
-                <w:rFonts w:ascii="Aptos" w:cs="Aptos" w:eastAsia="Aptos" w:hAnsi="Aptos"/>
                 <w:b/>
                 <w:bCs/>
                 <w:color w:val="FFFFFF"/>
@@ -3401,44 +3370,32 @@
               <w:spacing w:after="0" w:before="0" w:line="264" w:lineRule="auto"/>
               <w:jc w:val="left"/>
             </w:pPr>
-            <w:r>
-              <w:rPr>
-                <w:rFonts w:ascii="Aptos" w:cs="Aptos" w:eastAsia="Aptos" w:hAnsi="Aptos"/>
+          </w:p>
+        </w:tc>
+        <w:tc>
+          <w:tcPr>
+            <w:tcW w:type="dxa" w:w="2941"/>
+            <w:shd w:fill="8C2B3D" w:val="clear"/>
+            <w:tcMar>
+              <w:top w:type="dxa" w:w="90"/>
+              <w:left w:type="dxa" w:w="130"/>
+              <w:bottom w:type="dxa" w:w="90"/>
+              <w:right w:type="dxa" w:w="130"/>
+            </w:tcMar>
+          </w:tcPr>
+          <w:p>
+            <w:pPr>
+              <w:spacing w:after="0" w:before="0" w:line="264" w:lineRule="auto"/>
+              <w:jc w:val="left"/>
+            </w:pPr>
+            <w:r>
+              <w:rPr>
                 <w:b/>
                 <w:bCs/>
                 <w:color w:val="FFFFFF"/>
                 <w:sz w:val="21"/>
                 <w:szCs w:val="21"/>
               </w:rPr>
-              <w:t xml:space="preserve"/>
-            </w:r>
-          </w:p>
-        </w:tc>
-        <w:tc>
-          <w:tcPr>
-            <w:tcW w:type="dxa" w:w="2941"/>
-            <w:shd w:fill="8C2B3D" w:val="clear"/>
-            <w:tcMar>
-              <w:top w:type="dxa" w:w="90"/>
-              <w:left w:type="dxa" w:w="130"/>
-              <w:bottom w:type="dxa" w:w="90"/>
-              <w:right w:type="dxa" w:w="130"/>
-            </w:tcMar>
-          </w:tcPr>
-          <w:p>
-            <w:pPr>
-              <w:spacing w:after="0" w:before="0" w:line="264" w:lineRule="auto"/>
-              <w:jc w:val="left"/>
-            </w:pPr>
-            <w:r>
-              <w:rPr>
-                <w:rFonts w:ascii="Aptos" w:cs="Aptos" w:eastAsia="Aptos" w:hAnsi="Aptos"/>
-                <w:b/>
-                <w:bCs/>
-                <w:color w:val="FFFFFF"/>
-                <w:sz w:val="21"/>
-                <w:szCs w:val="21"/>
-              </w:rPr>
               <w:t xml:space="preserve">Cómo quedaría la dirección</w:t>
             </w:r>
           </w:p>
@@ -3461,7 +3418,6 @@
             </w:pPr>
             <w:r>
               <w:rPr>
-                <w:rFonts w:ascii="Aptos" w:cs="Aptos" w:eastAsia="Aptos" w:hAnsi="Aptos"/>
                 <w:b/>
                 <w:bCs/>
                 <w:color w:val="FFFFFF"/>
@@ -3782,7 +3738,6 @@
             </w:pPr>
             <w:r>
               <w:rPr>
-                <w:rFonts w:ascii="Aptos" w:cs="Aptos" w:eastAsia="Aptos" w:hAnsi="Aptos"/>
                 <w:b/>
                 <w:bCs/>
                 <w:color w:val="FFFFFF"/>
@@ -3811,7 +3766,6 @@
             </w:pPr>
             <w:r>
               <w:rPr>
-                <w:rFonts w:ascii="Aptos" w:cs="Aptos" w:eastAsia="Aptos" w:hAnsi="Aptos"/>
                 <w:b/>
                 <w:bCs/>
                 <w:color w:val="FFFFFF"/>
@@ -4047,7 +4001,7 @@
       <w:r>
         <w:t xml:space="preserve">, y por eso el sitio no necesita el molesto aviso de aceptar cookies. Pero la ley colombiana de datos personales (</w:t>
       </w:r>
-      <w:hyperlink w:history="1" r:id="rIdmqfu4nnbgpgcdpbbiaxwc">
+      <w:hyperlink w:history="1" r:id="rId9mrswz8lmshbrt_go3j9h">
         <w:r>
           <w:rPr>
             <w:b/>
@@ -4366,7 +4320,6 @@
             </w:pPr>
             <w:r>
               <w:rPr>
-                <w:rFonts w:ascii="Aptos" w:cs="Aptos" w:eastAsia="Aptos" w:hAnsi="Aptos"/>
                 <w:b/>
                 <w:bCs/>
                 <w:color w:val="FFFFFF"/>
@@ -4395,7 +4348,6 @@
             </w:pPr>
             <w:r>
               <w:rPr>
-                <w:rFonts w:ascii="Aptos" w:cs="Aptos" w:eastAsia="Aptos" w:hAnsi="Aptos"/>
                 <w:b/>
                 <w:bCs/>
                 <w:color w:val="FFFFFF"/>
@@ -4424,7 +4376,6 @@
             </w:pPr>
             <w:r>
               <w:rPr>
-                <w:rFonts w:ascii="Aptos" w:cs="Aptos" w:eastAsia="Aptos" w:hAnsi="Aptos"/>
                 <w:b/>
                 <w:bCs/>
                 <w:color w:val="FFFFFF"/>
@@ -4752,7 +4703,6 @@
             </w:pPr>
             <w:r>
               <w:rPr>
-                <w:rFonts w:ascii="Aptos" w:cs="Aptos" w:eastAsia="Aptos" w:hAnsi="Aptos"/>
                 <w:b/>
                 <w:bCs/>
                 <w:color w:val="FFFFFF"/>
@@ -4781,7 +4731,6 @@
             </w:pPr>
             <w:r>
               <w:rPr>
-                <w:rFonts w:ascii="Aptos" w:cs="Aptos" w:eastAsia="Aptos" w:hAnsi="Aptos"/>
                 <w:b/>
                 <w:bCs/>
                 <w:color w:val="FFFFFF"/>
@@ -4810,7 +4759,6 @@
             </w:pPr>
             <w:r>
               <w:rPr>
-                <w:rFonts w:ascii="Aptos" w:cs="Aptos" w:eastAsia="Aptos" w:hAnsi="Aptos"/>
                 <w:b/>
                 <w:bCs/>
                 <w:color w:val="FFFFFF"/>
@@ -5565,7 +5513,6 @@
             </w:pPr>
             <w:r>
               <w:rPr>
-                <w:rFonts w:ascii="Aptos" w:cs="Aptos" w:eastAsia="Aptos" w:hAnsi="Aptos"/>
                 <w:b/>
                 <w:bCs/>
                 <w:color w:val="FFFFFF"/>
@@ -5594,7 +5541,6 @@
             </w:pPr>
             <w:r>
               <w:rPr>
-                <w:rFonts w:ascii="Aptos" w:cs="Aptos" w:eastAsia="Aptos" w:hAnsi="Aptos"/>
                 <w:b/>
                 <w:bCs/>
                 <w:color w:val="FFFFFF"/>
@@ -5623,7 +5569,6 @@
             </w:pPr>
             <w:r>
               <w:rPr>
-                <w:rFonts w:ascii="Aptos" w:cs="Aptos" w:eastAsia="Aptos" w:hAnsi="Aptos"/>
                 <w:b/>
                 <w:bCs/>
                 <w:color w:val="FFFFFF"/>
@@ -5652,7 +5597,6 @@
             </w:pPr>
             <w:r>
               <w:rPr>
-                <w:rFonts w:ascii="Aptos" w:cs="Aptos" w:eastAsia="Aptos" w:hAnsi="Aptos"/>
                 <w:b/>
                 <w:bCs/>
                 <w:color w:val="FFFFFF"/>
@@ -6311,7 +6255,6 @@
             </w:pPr>
             <w:r>
               <w:rPr>
-                <w:rFonts w:ascii="Aptos" w:cs="Aptos" w:eastAsia="Aptos" w:hAnsi="Aptos"/>
                 <w:b/>
                 <w:bCs/>
                 <w:color w:val="FFFFFF"/>
@@ -6340,7 +6283,6 @@
             </w:pPr>
             <w:r>
               <w:rPr>
-                <w:rFonts w:ascii="Aptos" w:cs="Aptos" w:eastAsia="Aptos" w:hAnsi="Aptos"/>
                 <w:b/>
                 <w:bCs/>
                 <w:color w:val="FFFFFF"/>
@@ -6369,7 +6311,6 @@
             </w:pPr>
             <w:r>
               <w:rPr>
-                <w:rFonts w:ascii="Aptos" w:cs="Aptos" w:eastAsia="Aptos" w:hAnsi="Aptos"/>
                 <w:b/>
                 <w:bCs/>
                 <w:color w:val="FFFFFF"/>
@@ -6634,7 +6575,6 @@
             </w:pPr>
             <w:r>
               <w:rPr>
-                <w:rFonts w:ascii="Aptos" w:cs="Aptos" w:eastAsia="Aptos" w:hAnsi="Aptos"/>
                 <w:b/>
                 <w:bCs/>
                 <w:color w:val="FFFFFF"/>
@@ -6663,7 +6603,6 @@
             </w:pPr>
             <w:r>
               <w:rPr>
-                <w:rFonts w:ascii="Aptos" w:cs="Aptos" w:eastAsia="Aptos" w:hAnsi="Aptos"/>
                 <w:b/>
                 <w:bCs/>
                 <w:color w:val="FFFFFF"/>
@@ -6692,7 +6631,6 @@
             </w:pPr>
             <w:r>
               <w:rPr>
-                <w:rFonts w:ascii="Aptos" w:cs="Aptos" w:eastAsia="Aptos" w:hAnsi="Aptos"/>
                 <w:b/>
                 <w:bCs/>
                 <w:color w:val="FFFFFF"/>
@@ -7618,7 +7556,6 @@
             </w:pPr>
             <w:r>
               <w:rPr>
-                <w:rFonts w:ascii="Aptos" w:cs="Aptos" w:eastAsia="Aptos" w:hAnsi="Aptos"/>
                 <w:b/>
                 <w:bCs/>
                 <w:color w:val="FFFFFF"/>
@@ -7647,7 +7584,6 @@
             </w:pPr>
             <w:r>
               <w:rPr>
-                <w:rFonts w:ascii="Aptos" w:cs="Aptos" w:eastAsia="Aptos" w:hAnsi="Aptos"/>
                 <w:b/>
                 <w:bCs/>
                 <w:color w:val="FFFFFF"/>

--- a/docs/informes-seo/00-informe-auditoria-seo.docx
+++ b/docs/informes-seo/00-informe-auditoria-seo.docx
@@ -295,7 +295,7 @@
             <w:r>
               <w:t xml:space="preserve">Rafael Figueredo Oropeza — </w:t>
             </w:r>
-            <w:hyperlink w:history="1" r:id="rIdmiqig9i6o_ajkti6v-qam">
+            <w:hyperlink w:history="1" r:id="rId5ricaqeg4uhluqcmaotel">
               <w:r>
                 <w:rPr>
                   <w:color w:val="8C2B3D"/>
@@ -307,7 +307,7 @@
             <w:r>
               <w:t xml:space="preserve"> · </w:t>
             </w:r>
-            <w:hyperlink w:history="1" r:id="rIdihejstlvm8byjxzzoc_hn">
+            <w:hyperlink w:history="1" r:id="rIdmzsgg3ya3u5_qeujsd3ap">
               <w:r>
                 <w:rPr>
                   <w:color w:val="8C2B3D"/>
@@ -4001,7 +4001,7 @@
       <w:r>
         <w:t xml:space="preserve">, y por eso el sitio no necesita el molesto aviso de aceptar cookies. Pero la ley colombiana de datos personales (</w:t>
       </w:r>
-      <w:hyperlink w:history="1" r:id="rId9mrswz8lmshbrt_go3j9h">
+      <w:hyperlink w:history="1" r:id="rIdpzohfiblvrbxoojj3s4b3">
         <w:r>
           <w:rPr>
             <w:b/>

--- a/docs/informes-seo/00-informe-auditoria-seo.docx
+++ b/docs/informes-seo/00-informe-auditoria-seo.docx
@@ -76,14 +76,13 @@
       </w:pPr>
       <w:r>
         <w:rPr>
-          <w:rFonts w:ascii="Aptos" w:cs="Aptos" w:eastAsia="Aptos" w:hAnsi="Aptos"/>
-          <w:caps/>
+          <w:rFonts w:ascii="Inter" w:cs="Inter" w:eastAsia="Inter" w:hAnsi="Inter"/>
           <w:color w:val="B27474"/>
           <w:spacing w:val="60"/>
           <w:sz w:val="19"/>
           <w:szCs w:val="19"/>
         </w:rPr>
-        <w:t xml:space="preserve">Comunidad Buddhista</w:t>
+        <w:t xml:space="preserve">COMUNIDAD BUDDHISTA</w:t>
       </w:r>
     </w:p>
     <w:p>
@@ -110,7 +109,7 @@
       </w:pPr>
       <w:r>
         <w:rPr>
-          <w:rFonts w:ascii="Aptos" w:cs="Aptos" w:eastAsia="Aptos" w:hAnsi="Aptos"/>
+          <w:rFonts w:ascii="Inter" w:cs="Inter" w:eastAsia="Inter" w:hAnsi="Inter"/>
           <w:i/>
           <w:iCs/>
           <w:color w:val="3E424B"/>
@@ -150,7 +149,7 @@
       </w:pPr>
       <w:r>
         <w:rPr>
-          <w:rFonts w:ascii="Aptos" w:cs="Aptos" w:eastAsia="Aptos" w:hAnsi="Aptos"/>
+          <w:rFonts w:ascii="Inter" w:cs="Inter" w:eastAsia="Inter" w:hAnsi="Inter"/>
           <w:color w:val="B27474"/>
           <w:sz w:val="19"/>
           <w:szCs w:val="19"/>
@@ -184,7 +183,7 @@
     </w:p>
     <w:tbl>
       <w:tblPr>
-        <w:tblW w:type="dxa" w:w="9173"/>
+        <w:tblW w:type="dxa" w:w="8049"/>
         <w:tblBorders>
           <w:top w:val="single" w:color="D1AEAB" w:sz="4"/>
           <w:left w:val="single" w:color="D1AEAB" w:sz="4"/>
@@ -195,13 +194,13 @@
         </w:tblBorders>
       </w:tblPr>
       <w:tblGrid>
-        <w:gridCol w:w="2568"/>
-        <w:gridCol w:w="6605"/>
+        <w:gridCol w:w="2254"/>
+        <w:gridCol w:w="5795"/>
       </w:tblGrid>
       <w:tr>
         <w:tc>
           <w:tcPr>
-            <w:tcW w:type="dxa" w:w="2568"/>
+            <w:tcW w:type="dxa" w:w="2254"/>
             <w:shd w:fill="F6F0EF" w:val="clear"/>
             <w:tcMar>
               <w:top w:type="dxa" w:w="90"/>
@@ -229,7 +228,7 @@
         </w:tc>
         <w:tc>
           <w:tcPr>
-            <w:tcW w:type="dxa" w:w="6605"/>
+            <w:tcW w:type="dxa" w:w="5795"/>
             <w:tcMar>
               <w:top w:type="dxa" w:w="90"/>
               <w:left w:type="dxa" w:w="130"/>
@@ -251,7 +250,7 @@
       <w:tr>
         <w:tc>
           <w:tcPr>
-            <w:tcW w:type="dxa" w:w="2568"/>
+            <w:tcW w:type="dxa" w:w="2254"/>
             <w:shd w:fill="F6F0EF" w:val="clear"/>
             <w:tcMar>
               <w:top w:type="dxa" w:w="90"/>
@@ -279,7 +278,7 @@
         </w:tc>
         <w:tc>
           <w:tcPr>
-            <w:tcW w:type="dxa" w:w="6605"/>
+            <w:tcW w:type="dxa" w:w="5795"/>
             <w:tcMar>
               <w:top w:type="dxa" w:w="90"/>
               <w:left w:type="dxa" w:w="130"/>
@@ -295,7 +294,7 @@
             <w:r>
               <w:t xml:space="preserve">Rafael Figueredo Oropeza — </w:t>
             </w:r>
-            <w:hyperlink w:history="1" r:id="rId5ricaqeg4uhluqcmaotel">
+            <w:hyperlink w:history="1" r:id="rIdrplmkw-xzrgpt8vwvqivs">
               <w:r>
                 <w:rPr>
                   <w:color w:val="8C2B3D"/>
@@ -307,7 +306,7 @@
             <w:r>
               <w:t xml:space="preserve"> · </w:t>
             </w:r>
-            <w:hyperlink w:history="1" r:id="rIdmzsgg3ya3u5_qeujsd3ap">
+            <w:hyperlink w:history="1" r:id="rIdpjzymjryubkev7rea5jku">
               <w:r>
                 <w:rPr>
                   <w:color w:val="8C2B3D"/>
@@ -322,7 +321,7 @@
       <w:tr>
         <w:tc>
           <w:tcPr>
-            <w:tcW w:type="dxa" w:w="2568"/>
+            <w:tcW w:type="dxa" w:w="2254"/>
             <w:shd w:fill="F6F0EF" w:val="clear"/>
             <w:tcMar>
               <w:top w:type="dxa" w:w="90"/>
@@ -350,7 +349,7 @@
         </w:tc>
         <w:tc>
           <w:tcPr>
-            <w:tcW w:type="dxa" w:w="6605"/>
+            <w:tcW w:type="dxa" w:w="5795"/>
             <w:tcMar>
               <w:top w:type="dxa" w:w="90"/>
               <w:left w:type="dxa" w:w="130"/>
@@ -372,7 +371,7 @@
       <w:tr>
         <w:tc>
           <w:tcPr>
-            <w:tcW w:type="dxa" w:w="2568"/>
+            <w:tcW w:type="dxa" w:w="2254"/>
             <w:shd w:fill="F6F0EF" w:val="clear"/>
             <w:tcMar>
               <w:top w:type="dxa" w:w="90"/>
@@ -400,7 +399,7 @@
         </w:tc>
         <w:tc>
           <w:tcPr>
-            <w:tcW w:type="dxa" w:w="6605"/>
+            <w:tcW w:type="dxa" w:w="5795"/>
             <w:tcMar>
               <w:top w:type="dxa" w:w="90"/>
               <w:left w:type="dxa" w:w="130"/>
@@ -429,7 +428,7 @@
       <w:tr>
         <w:tc>
           <w:tcPr>
-            <w:tcW w:type="dxa" w:w="2568"/>
+            <w:tcW w:type="dxa" w:w="2254"/>
             <w:shd w:fill="F6F0EF" w:val="clear"/>
             <w:tcMar>
               <w:top w:type="dxa" w:w="90"/>
@@ -457,7 +456,7 @@
         </w:tc>
         <w:tc>
           <w:tcPr>
-            <w:tcW w:type="dxa" w:w="6605"/>
+            <w:tcW w:type="dxa" w:w="5795"/>
             <w:tcMar>
               <w:top w:type="dxa" w:w="90"/>
               <w:left w:type="dxa" w:w="130"/>
@@ -479,7 +478,7 @@
       <w:tr>
         <w:tc>
           <w:tcPr>
-            <w:tcW w:type="dxa" w:w="2568"/>
+            <w:tcW w:type="dxa" w:w="2254"/>
             <w:shd w:fill="F6F0EF" w:val="clear"/>
             <w:tcMar>
               <w:top w:type="dxa" w:w="90"/>
@@ -507,7 +506,7 @@
         </w:tc>
         <w:tc>
           <w:tcPr>
-            <w:tcW w:type="dxa" w:w="6605"/>
+            <w:tcW w:type="dxa" w:w="5795"/>
             <w:tcMar>
               <w:top w:type="dxa" w:w="90"/>
               <w:left w:type="dxa" w:w="130"/>
@@ -529,7 +528,7 @@
       <w:tr>
         <w:tc>
           <w:tcPr>
-            <w:tcW w:type="dxa" w:w="2568"/>
+            <w:tcW w:type="dxa" w:w="2254"/>
             <w:shd w:fill="F6F0EF" w:val="clear"/>
             <w:tcMar>
               <w:top w:type="dxa" w:w="90"/>
@@ -557,7 +556,7 @@
         </w:tc>
         <w:tc>
           <w:tcPr>
-            <w:tcW w:type="dxa" w:w="6605"/>
+            <w:tcW w:type="dxa" w:w="5795"/>
             <w:tcMar>
               <w:top w:type="dxa" w:w="90"/>
               <w:left w:type="dxa" w:w="130"/>
@@ -606,7 +605,7 @@
         <w:pStyle w:val="SmallCapsMuted"/>
       </w:pPr>
       <w:r>
-        <w:t xml:space="preserve">Pulse con el botón derecho sobre el índice y elija «Actualizar campos» para generarlo.</w:t>
+        <w:t xml:space="preserve">Para generar el índice: en Word, clic derecho sobre él y «Actualizar campos». En Google Docs, Insertar › Índice.</w:t>
       </w:r>
     </w:p>
     <w:sdt>
@@ -725,7 +724,7 @@
       </w:r>
       <w:r>
         <w:rPr>
-          <w:rFonts w:ascii="Consolas" w:cs="Consolas" w:eastAsia="Consolas" w:hAnsi="Consolas"/>
+          <w:rFonts w:ascii="Roboto Mono" w:cs="Roboto Mono" w:eastAsia="Roboto Mono" w:hAnsi="Roboto Mono"/>
           <w:b/>
           <w:bCs/>
           <w:color w:val="8C2B3D"/>
@@ -843,7 +842,7 @@
     </w:p>
     <w:tbl>
       <w:tblPr>
-        <w:tblW w:type="dxa" w:w="9173"/>
+        <w:tblW w:type="dxa" w:w="8049"/>
         <w:tblBorders>
           <w:top w:val="single" w:color="D1AEAB" w:sz="4"/>
           <w:left w:val="single" w:color="D1AEAB" w:sz="4"/>
@@ -854,8 +853,8 @@
         </w:tblBorders>
       </w:tblPr>
       <w:tblGrid>
-        <w:gridCol w:w="7409"/>
-        <w:gridCol w:w="1764"/>
+        <w:gridCol w:w="6502"/>
+        <w:gridCol w:w="1547"/>
       </w:tblGrid>
       <w:tr>
         <w:trPr>
@@ -863,7 +862,7 @@
         </w:trPr>
         <w:tc>
           <w:tcPr>
-            <w:tcW w:type="dxa" w:w="7409"/>
+            <w:tcW w:type="dxa" w:w="6502"/>
             <w:shd w:fill="8C2B3D" w:val="clear"/>
             <w:tcMar>
               <w:top w:type="dxa" w:w="90"/>
@@ -891,7 +890,7 @@
         </w:tc>
         <w:tc>
           <w:tcPr>
-            <w:tcW w:type="dxa" w:w="1764"/>
+            <w:tcW w:type="dxa" w:w="1547"/>
             <w:shd w:fill="8C2B3D" w:val="clear"/>
             <w:tcMar>
               <w:top w:type="dxa" w:w="90"/>
@@ -921,7 +920,7 @@
       <w:tr>
         <w:tc>
           <w:tcPr>
-            <w:tcW w:type="dxa" w:w="7409"/>
+            <w:tcW w:type="dxa" w:w="6502"/>
             <w:shd w:fill="F6F0EF" w:val="clear"/>
             <w:tcMar>
               <w:top w:type="dxa" w:w="90"/>
@@ -942,7 +941,7 @@
         </w:tc>
         <w:tc>
           <w:tcPr>
-            <w:tcW w:type="dxa" w:w="1764"/>
+            <w:tcW w:type="dxa" w:w="1547"/>
             <w:shd w:fill="F6F0EF" w:val="clear"/>
             <w:tcMar>
               <w:top w:type="dxa" w:w="90"/>
@@ -969,7 +968,7 @@
       <w:tr>
         <w:tc>
           <w:tcPr>
-            <w:tcW w:type="dxa" w:w="7409"/>
+            <w:tcW w:type="dxa" w:w="6502"/>
             <w:tcMar>
               <w:top w:type="dxa" w:w="90"/>
               <w:left w:type="dxa" w:w="130"/>
@@ -989,7 +988,7 @@
         </w:tc>
         <w:tc>
           <w:tcPr>
-            <w:tcW w:type="dxa" w:w="1764"/>
+            <w:tcW w:type="dxa" w:w="1547"/>
             <w:tcMar>
               <w:top w:type="dxa" w:w="90"/>
               <w:left w:type="dxa" w:w="130"/>
@@ -1015,7 +1014,7 @@
       <w:tr>
         <w:tc>
           <w:tcPr>
-            <w:tcW w:type="dxa" w:w="7409"/>
+            <w:tcW w:type="dxa" w:w="6502"/>
             <w:shd w:fill="F6F0EF" w:val="clear"/>
             <w:tcMar>
               <w:top w:type="dxa" w:w="90"/>
@@ -1036,7 +1035,7 @@
         </w:tc>
         <w:tc>
           <w:tcPr>
-            <w:tcW w:type="dxa" w:w="1764"/>
+            <w:tcW w:type="dxa" w:w="1547"/>
             <w:shd w:fill="F6F0EF" w:val="clear"/>
             <w:tcMar>
               <w:top w:type="dxa" w:w="90"/>
@@ -1101,7 +1100,7 @@
     </w:p>
     <w:tbl>
       <w:tblPr>
-        <w:tblW w:type="dxa" w:w="9173"/>
+        <w:tblW w:type="dxa" w:w="8049"/>
         <w:tblBorders>
           <w:top w:val="single" w:color="D1AEAB" w:sz="4"/>
           <w:left w:val="single" w:color="D1AEAB" w:sz="4"/>
@@ -1112,8 +1111,8 @@
         </w:tblBorders>
       </w:tblPr>
       <w:tblGrid>
-        <w:gridCol w:w="5666"/>
-        <w:gridCol w:w="3507"/>
+        <w:gridCol w:w="4971"/>
+        <w:gridCol w:w="3078"/>
       </w:tblGrid>
       <w:tr>
         <w:trPr>
@@ -1121,7 +1120,7 @@
         </w:trPr>
         <w:tc>
           <w:tcPr>
-            <w:tcW w:type="dxa" w:w="5666"/>
+            <w:tcW w:type="dxa" w:w="4971"/>
             <w:shd w:fill="8C2B3D" w:val="clear"/>
             <w:tcMar>
               <w:top w:type="dxa" w:w="90"/>
@@ -1149,7 +1148,7 @@
         </w:tc>
         <w:tc>
           <w:tcPr>
-            <w:tcW w:type="dxa" w:w="3507"/>
+            <w:tcW w:type="dxa" w:w="3078"/>
             <w:shd w:fill="8C2B3D" w:val="clear"/>
             <w:tcMar>
               <w:top w:type="dxa" w:w="90"/>
@@ -1179,7 +1178,7 @@
       <w:tr>
         <w:tc>
           <w:tcPr>
-            <w:tcW w:type="dxa" w:w="5666"/>
+            <w:tcW w:type="dxa" w:w="4971"/>
             <w:shd w:fill="F6F0EF" w:val="clear"/>
             <w:tcMar>
               <w:top w:type="dxa" w:w="90"/>
@@ -1200,7 +1199,7 @@
         </w:tc>
         <w:tc>
           <w:tcPr>
-            <w:tcW w:type="dxa" w:w="3507"/>
+            <w:tcW w:type="dxa" w:w="3078"/>
             <w:shd w:fill="F6F0EF" w:val="clear"/>
             <w:tcMar>
               <w:top w:type="dxa" w:w="90"/>
@@ -1227,7 +1226,7 @@
       <w:tr>
         <w:tc>
           <w:tcPr>
-            <w:tcW w:type="dxa" w:w="5666"/>
+            <w:tcW w:type="dxa" w:w="4971"/>
             <w:tcMar>
               <w:top w:type="dxa" w:w="90"/>
               <w:left w:type="dxa" w:w="130"/>
@@ -1247,7 +1246,7 @@
         </w:tc>
         <w:tc>
           <w:tcPr>
-            <w:tcW w:type="dxa" w:w="3507"/>
+            <w:tcW w:type="dxa" w:w="3078"/>
             <w:tcMar>
               <w:top w:type="dxa" w:w="90"/>
               <w:left w:type="dxa" w:w="130"/>
@@ -1273,7 +1272,7 @@
       <w:tr>
         <w:tc>
           <w:tcPr>
-            <w:tcW w:type="dxa" w:w="5666"/>
+            <w:tcW w:type="dxa" w:w="4971"/>
             <w:shd w:fill="F6F0EF" w:val="clear"/>
             <w:tcMar>
               <w:top w:type="dxa" w:w="90"/>
@@ -1294,7 +1293,7 @@
         </w:tc>
         <w:tc>
           <w:tcPr>
-            <w:tcW w:type="dxa" w:w="3507"/>
+            <w:tcW w:type="dxa" w:w="3078"/>
             <w:shd w:fill="F6F0EF" w:val="clear"/>
             <w:tcMar>
               <w:top w:type="dxa" w:w="90"/>
@@ -1321,7 +1320,7 @@
       <w:tr>
         <w:tc>
           <w:tcPr>
-            <w:tcW w:type="dxa" w:w="5666"/>
+            <w:tcW w:type="dxa" w:w="4971"/>
             <w:tcMar>
               <w:top w:type="dxa" w:w="90"/>
               <w:left w:type="dxa" w:w="130"/>
@@ -1341,7 +1340,7 @@
         </w:tc>
         <w:tc>
           <w:tcPr>
-            <w:tcW w:type="dxa" w:w="3507"/>
+            <w:tcW w:type="dxa" w:w="3078"/>
             <w:tcMar>
               <w:top w:type="dxa" w:w="90"/>
               <w:left w:type="dxa" w:w="130"/>
@@ -1363,7 +1362,7 @@
       <w:tr>
         <w:tc>
           <w:tcPr>
-            <w:tcW w:type="dxa" w:w="5666"/>
+            <w:tcW w:type="dxa" w:w="4971"/>
             <w:shd w:fill="F6F0EF" w:val="clear"/>
             <w:tcMar>
               <w:top w:type="dxa" w:w="90"/>
@@ -1384,7 +1383,7 @@
         </w:tc>
         <w:tc>
           <w:tcPr>
-            <w:tcW w:type="dxa" w:w="3507"/>
+            <w:tcW w:type="dxa" w:w="3078"/>
             <w:shd w:fill="F6F0EF" w:val="clear"/>
             <w:tcMar>
               <w:top w:type="dxa" w:w="90"/>
@@ -1407,7 +1406,7 @@
       <w:tr>
         <w:tc>
           <w:tcPr>
-            <w:tcW w:type="dxa" w:w="5666"/>
+            <w:tcW w:type="dxa" w:w="4971"/>
             <w:tcMar>
               <w:top w:type="dxa" w:w="90"/>
               <w:left w:type="dxa" w:w="130"/>
@@ -1427,7 +1426,7 @@
         </w:tc>
         <w:tc>
           <w:tcPr>
-            <w:tcW w:type="dxa" w:w="3507"/>
+            <w:tcW w:type="dxa" w:w="3078"/>
             <w:tcMar>
               <w:top w:type="dxa" w:w="90"/>
               <w:left w:type="dxa" w:w="130"/>
@@ -1449,7 +1448,7 @@
       <w:tr>
         <w:tc>
           <w:tcPr>
-            <w:tcW w:type="dxa" w:w="5666"/>
+            <w:tcW w:type="dxa" w:w="4971"/>
             <w:shd w:fill="F6F0EF" w:val="clear"/>
             <w:tcMar>
               <w:top w:type="dxa" w:w="90"/>
@@ -1470,7 +1469,7 @@
         </w:tc>
         <w:tc>
           <w:tcPr>
-            <w:tcW w:type="dxa" w:w="3507"/>
+            <w:tcW w:type="dxa" w:w="3078"/>
             <w:shd w:fill="F6F0EF" w:val="clear"/>
             <w:tcMar>
               <w:top w:type="dxa" w:w="90"/>
@@ -1535,7 +1534,7 @@
     </w:p>
     <w:tbl>
       <w:tblPr>
-        <w:tblW w:type="dxa" w:w="9173"/>
+        <w:tblW w:type="dxa" w:w="8049"/>
         <w:tblBorders>
           <w:top w:val="single" w:color="D1AEAB" w:sz="4"/>
           <w:left w:val="single" w:color="D1AEAB" w:sz="4"/>
@@ -1546,8 +1545,8 @@
         </w:tblBorders>
       </w:tblPr>
       <w:tblGrid>
-        <w:gridCol w:w="4428"/>
-        <w:gridCol w:w="4745"/>
+        <w:gridCol w:w="3886"/>
+        <w:gridCol w:w="4163"/>
       </w:tblGrid>
       <w:tr>
         <w:trPr>
@@ -1555,7 +1554,7 @@
         </w:trPr>
         <w:tc>
           <w:tcPr>
-            <w:tcW w:type="dxa" w:w="4428"/>
+            <w:tcW w:type="dxa" w:w="3886"/>
             <w:shd w:fill="8C2B3D" w:val="clear"/>
             <w:tcMar>
               <w:top w:type="dxa" w:w="90"/>
@@ -1583,7 +1582,7 @@
         </w:tc>
         <w:tc>
           <w:tcPr>
-            <w:tcW w:type="dxa" w:w="4745"/>
+            <w:tcW w:type="dxa" w:w="4163"/>
             <w:shd w:fill="8C2B3D" w:val="clear"/>
             <w:tcMar>
               <w:top w:type="dxa" w:w="90"/>
@@ -1613,7 +1612,7 @@
       <w:tr>
         <w:tc>
           <w:tcPr>
-            <w:tcW w:type="dxa" w:w="4428"/>
+            <w:tcW w:type="dxa" w:w="3886"/>
             <w:shd w:fill="F6F0EF" w:val="clear"/>
             <w:tcMar>
               <w:top w:type="dxa" w:w="90"/>
@@ -1634,7 +1633,7 @@
         </w:tc>
         <w:tc>
           <w:tcPr>
-            <w:tcW w:type="dxa" w:w="4745"/>
+            <w:tcW w:type="dxa" w:w="4163"/>
             <w:shd w:fill="F6F0EF" w:val="clear"/>
             <w:tcMar>
               <w:top w:type="dxa" w:w="90"/>
@@ -1664,7 +1663,7 @@
       <w:tr>
         <w:tc>
           <w:tcPr>
-            <w:tcW w:type="dxa" w:w="4428"/>
+            <w:tcW w:type="dxa" w:w="3886"/>
             <w:tcMar>
               <w:top w:type="dxa" w:w="90"/>
               <w:left w:type="dxa" w:w="130"/>
@@ -1684,7 +1683,7 @@
         </w:tc>
         <w:tc>
           <w:tcPr>
-            <w:tcW w:type="dxa" w:w="4745"/>
+            <w:tcW w:type="dxa" w:w="4163"/>
             <w:tcMar>
               <w:top w:type="dxa" w:w="90"/>
               <w:left w:type="dxa" w:w="130"/>
@@ -1706,7 +1705,7 @@
       <w:tr>
         <w:tc>
           <w:tcPr>
-            <w:tcW w:type="dxa" w:w="4428"/>
+            <w:tcW w:type="dxa" w:w="3886"/>
             <w:shd w:fill="F6F0EF" w:val="clear"/>
             <w:tcMar>
               <w:top w:type="dxa" w:w="90"/>
@@ -1727,7 +1726,7 @@
         </w:tc>
         <w:tc>
           <w:tcPr>
-            <w:tcW w:type="dxa" w:w="4745"/>
+            <w:tcW w:type="dxa" w:w="4163"/>
             <w:shd w:fill="F6F0EF" w:val="clear"/>
             <w:tcMar>
               <w:top w:type="dxa" w:w="90"/>
@@ -1777,7 +1776,7 @@
       <w:tr>
         <w:tc>
           <w:tcPr>
-            <w:tcW w:type="dxa" w:w="4428"/>
+            <w:tcW w:type="dxa" w:w="3886"/>
             <w:tcMar>
               <w:top w:type="dxa" w:w="90"/>
               <w:left w:type="dxa" w:w="130"/>
@@ -1797,7 +1796,7 @@
         </w:tc>
         <w:tc>
           <w:tcPr>
-            <w:tcW w:type="dxa" w:w="4745"/>
+            <w:tcW w:type="dxa" w:w="4163"/>
             <w:tcMar>
               <w:top w:type="dxa" w:w="90"/>
               <w:left w:type="dxa" w:w="130"/>
@@ -1856,7 +1855,7 @@
       </w:r>
       <w:r>
         <w:rPr>
-          <w:rFonts w:ascii="Consolas" w:cs="Consolas" w:eastAsia="Consolas" w:hAnsi="Consolas"/>
+          <w:rFonts w:ascii="Roboto Mono" w:cs="Roboto Mono" w:eastAsia="Roboto Mono" w:hAnsi="Roboto Mono"/>
           <w:color w:val="8C2B3D"/>
           <w:sz w:val="19"/>
           <w:szCs w:val="19"/>
@@ -1910,7 +1909,7 @@
     </w:p>
     <w:tbl>
       <w:tblPr>
-        <w:tblW w:type="dxa" w:w="9173"/>
+        <w:tblW w:type="dxa" w:w="8049"/>
         <w:tblBorders>
           <w:top w:val="single" w:color="D1AEAB" w:sz="4"/>
           <w:left w:val="single" w:color="D1AEAB" w:sz="4"/>
@@ -1921,9 +1920,9 @@
         </w:tblBorders>
       </w:tblPr>
       <w:tblGrid>
-        <w:gridCol w:w="2099"/>
-        <w:gridCol w:w="4664"/>
-        <w:gridCol w:w="2410"/>
+        <w:gridCol w:w="1842"/>
+        <w:gridCol w:w="4092"/>
+        <w:gridCol w:w="2115"/>
       </w:tblGrid>
       <w:tr>
         <w:trPr>
@@ -1931,7 +1930,7 @@
         </w:trPr>
         <w:tc>
           <w:tcPr>
-            <w:tcW w:type="dxa" w:w="2099"/>
+            <w:tcW w:type="dxa" w:w="1842"/>
             <w:shd w:fill="8C2B3D" w:val="clear"/>
             <w:tcMar>
               <w:top w:type="dxa" w:w="90"/>
@@ -1959,7 +1958,7 @@
         </w:tc>
         <w:tc>
           <w:tcPr>
-            <w:tcW w:type="dxa" w:w="4664"/>
+            <w:tcW w:type="dxa" w:w="4092"/>
             <w:shd w:fill="8C2B3D" w:val="clear"/>
             <w:tcMar>
               <w:top w:type="dxa" w:w="90"/>
@@ -1987,7 +1986,7 @@
         </w:tc>
         <w:tc>
           <w:tcPr>
-            <w:tcW w:type="dxa" w:w="2410"/>
+            <w:tcW w:type="dxa" w:w="2115"/>
             <w:shd w:fill="8C2B3D" w:val="clear"/>
             <w:tcMar>
               <w:top w:type="dxa" w:w="90"/>
@@ -2017,7 +2016,7 @@
       <w:tr>
         <w:tc>
           <w:tcPr>
-            <w:tcW w:type="dxa" w:w="2099"/>
+            <w:tcW w:type="dxa" w:w="1842"/>
             <w:shd w:fill="F6F0EF" w:val="clear"/>
             <w:tcMar>
               <w:top w:type="dxa" w:w="90"/>
@@ -2042,7 +2041,7 @@
         </w:tc>
         <w:tc>
           <w:tcPr>
-            <w:tcW w:type="dxa" w:w="4664"/>
+            <w:tcW w:type="dxa" w:w="4092"/>
             <w:shd w:fill="F6F0EF" w:val="clear"/>
             <w:tcMar>
               <w:top w:type="dxa" w:w="90"/>
@@ -2070,7 +2069,7 @@
         </w:tc>
         <w:tc>
           <w:tcPr>
-            <w:tcW w:type="dxa" w:w="2410"/>
+            <w:tcW w:type="dxa" w:w="2115"/>
             <w:shd w:fill="F6F0EF" w:val="clear"/>
             <w:tcMar>
               <w:top w:type="dxa" w:w="90"/>
@@ -2100,7 +2099,7 @@
       <w:tr>
         <w:tc>
           <w:tcPr>
-            <w:tcW w:type="dxa" w:w="2099"/>
+            <w:tcW w:type="dxa" w:w="1842"/>
             <w:tcMar>
               <w:top w:type="dxa" w:w="90"/>
               <w:left w:type="dxa" w:w="130"/>
@@ -2124,7 +2123,7 @@
         </w:tc>
         <w:tc>
           <w:tcPr>
-            <w:tcW w:type="dxa" w:w="4664"/>
+            <w:tcW w:type="dxa" w:w="4092"/>
             <w:tcMar>
               <w:top w:type="dxa" w:w="90"/>
               <w:left w:type="dxa" w:w="130"/>
@@ -2154,7 +2153,7 @@
         </w:tc>
         <w:tc>
           <w:tcPr>
-            <w:tcW w:type="dxa" w:w="2410"/>
+            <w:tcW w:type="dxa" w:w="2115"/>
             <w:tcMar>
               <w:top w:type="dxa" w:w="90"/>
               <w:left w:type="dxa" w:w="130"/>
@@ -2253,7 +2252,7 @@
       </w:r>
       <w:r>
         <w:rPr>
-          <w:rFonts w:ascii="Consolas" w:cs="Consolas" w:eastAsia="Consolas" w:hAnsi="Consolas"/>
+          <w:rFonts w:ascii="Roboto Mono" w:cs="Roboto Mono" w:eastAsia="Roboto Mono" w:hAnsi="Roboto Mono"/>
           <w:color w:val="8C2B3D"/>
           <w:sz w:val="19"/>
           <w:szCs w:val="19"/>
@@ -2280,7 +2279,7 @@
     </w:p>
     <w:tbl>
       <w:tblPr>
-        <w:tblW w:type="dxa" w:w="9173"/>
+        <w:tblW w:type="dxa" w:w="8049"/>
         <w:tblBorders>
           <w:top w:val="single" w:color="D1AEAB" w:sz="4"/>
           <w:left w:val="single" w:color="D1AEAB" w:sz="4"/>
@@ -2291,8 +2290,8 @@
         </w:tblBorders>
       </w:tblPr>
       <w:tblGrid>
-        <w:gridCol w:w="5055"/>
-        <w:gridCol w:w="4118"/>
+        <w:gridCol w:w="4436"/>
+        <w:gridCol w:w="3613"/>
       </w:tblGrid>
       <w:tr>
         <w:trPr>
@@ -2300,7 +2299,7 @@
         </w:trPr>
         <w:tc>
           <w:tcPr>
-            <w:tcW w:type="dxa" w:w="5055"/>
+            <w:tcW w:type="dxa" w:w="4436"/>
             <w:shd w:fill="8C2B3D" w:val="clear"/>
             <w:tcMar>
               <w:top w:type="dxa" w:w="90"/>
@@ -2328,7 +2327,7 @@
         </w:tc>
         <w:tc>
           <w:tcPr>
-            <w:tcW w:type="dxa" w:w="4118"/>
+            <w:tcW w:type="dxa" w:w="3613"/>
             <w:shd w:fill="8C2B3D" w:val="clear"/>
             <w:tcMar>
               <w:top w:type="dxa" w:w="90"/>
@@ -2358,7 +2357,7 @@
       <w:tr>
         <w:tc>
           <w:tcPr>
-            <w:tcW w:type="dxa" w:w="5055"/>
+            <w:tcW w:type="dxa" w:w="4436"/>
             <w:shd w:fill="F6F0EF" w:val="clear"/>
             <w:tcMar>
               <w:top w:type="dxa" w:w="90"/>
@@ -2379,7 +2378,7 @@
         </w:tc>
         <w:tc>
           <w:tcPr>
-            <w:tcW w:type="dxa" w:w="4118"/>
+            <w:tcW w:type="dxa" w:w="3613"/>
             <w:shd w:fill="F6F0EF" w:val="clear"/>
             <w:tcMar>
               <w:top w:type="dxa" w:w="90"/>
@@ -2406,7 +2405,7 @@
       <w:tr>
         <w:tc>
           <w:tcPr>
-            <w:tcW w:type="dxa" w:w="5055"/>
+            <w:tcW w:type="dxa" w:w="4436"/>
             <w:tcMar>
               <w:top w:type="dxa" w:w="90"/>
               <w:left w:type="dxa" w:w="130"/>
@@ -2426,7 +2425,7 @@
         </w:tc>
         <w:tc>
           <w:tcPr>
-            <w:tcW w:type="dxa" w:w="4118"/>
+            <w:tcW w:type="dxa" w:w="3613"/>
             <w:tcMar>
               <w:top w:type="dxa" w:w="90"/>
               <w:left w:type="dxa" w:w="130"/>
@@ -2452,7 +2451,7 @@
       <w:tr>
         <w:tc>
           <w:tcPr>
-            <w:tcW w:type="dxa" w:w="5055"/>
+            <w:tcW w:type="dxa" w:w="4436"/>
             <w:shd w:fill="F6F0EF" w:val="clear"/>
             <w:tcMar>
               <w:top w:type="dxa" w:w="90"/>
@@ -2473,7 +2472,7 @@
         </w:tc>
         <w:tc>
           <w:tcPr>
-            <w:tcW w:type="dxa" w:w="4118"/>
+            <w:tcW w:type="dxa" w:w="3613"/>
             <w:shd w:fill="F6F0EF" w:val="clear"/>
             <w:tcMar>
               <w:top w:type="dxa" w:w="90"/>
@@ -2500,7 +2499,7 @@
       <w:tr>
         <w:tc>
           <w:tcPr>
-            <w:tcW w:type="dxa" w:w="5055"/>
+            <w:tcW w:type="dxa" w:w="4436"/>
             <w:tcMar>
               <w:top w:type="dxa" w:w="90"/>
               <w:left w:type="dxa" w:w="130"/>
@@ -2520,7 +2519,7 @@
         </w:tc>
         <w:tc>
           <w:tcPr>
-            <w:tcW w:type="dxa" w:w="4118"/>
+            <w:tcW w:type="dxa" w:w="3613"/>
             <w:tcMar>
               <w:top w:type="dxa" w:w="90"/>
               <w:left w:type="dxa" w:w="130"/>
@@ -2542,7 +2541,7 @@
       <w:tr>
         <w:tc>
           <w:tcPr>
-            <w:tcW w:type="dxa" w:w="5055"/>
+            <w:tcW w:type="dxa" w:w="4436"/>
             <w:shd w:fill="F6F0EF" w:val="clear"/>
             <w:tcMar>
               <w:top w:type="dxa" w:w="90"/>
@@ -2563,7 +2562,7 @@
         </w:tc>
         <w:tc>
           <w:tcPr>
-            <w:tcW w:type="dxa" w:w="4118"/>
+            <w:tcW w:type="dxa" w:w="3613"/>
             <w:shd w:fill="F6F0EF" w:val="clear"/>
             <w:tcMar>
               <w:top w:type="dxa" w:w="90"/>
@@ -2586,7 +2585,7 @@
       <w:tr>
         <w:tc>
           <w:tcPr>
-            <w:tcW w:type="dxa" w:w="5055"/>
+            <w:tcW w:type="dxa" w:w="4436"/>
             <w:tcMar>
               <w:top w:type="dxa" w:w="90"/>
               <w:left w:type="dxa" w:w="130"/>
@@ -2610,7 +2609,7 @@
         </w:tc>
         <w:tc>
           <w:tcPr>
-            <w:tcW w:type="dxa" w:w="4118"/>
+            <w:tcW w:type="dxa" w:w="3613"/>
             <w:tcMar>
               <w:top w:type="dxa" w:w="90"/>
               <w:left w:type="dxa" w:w="130"/>
@@ -2704,7 +2703,7 @@
       </w:r>
       <w:r>
         <w:rPr>
-          <w:rFonts w:ascii="Consolas" w:cs="Consolas" w:eastAsia="Consolas" w:hAnsi="Consolas"/>
+          <w:rFonts w:ascii="Roboto Mono" w:cs="Roboto Mono" w:eastAsia="Roboto Mono" w:hAnsi="Roboto Mono"/>
           <w:color w:val="8C2B3D"/>
           <w:sz w:val="19"/>
           <w:szCs w:val="19"/>
@@ -2768,7 +2767,7 @@
     </w:p>
     <w:tbl>
       <w:tblPr>
-        <w:tblW w:type="dxa" w:w="9173"/>
+        <w:tblW w:type="dxa" w:w="8049"/>
         <w:tblBorders>
           <w:top w:val="single" w:color="D1AEAB" w:sz="4"/>
           <w:left w:val="single" w:color="D1AEAB" w:sz="4"/>
@@ -2779,9 +2778,9 @@
         </w:tblBorders>
       </w:tblPr>
       <w:tblGrid>
-        <w:gridCol w:w="3609"/>
-        <w:gridCol w:w="4388"/>
-        <w:gridCol w:w="1176"/>
+        <w:gridCol w:w="3167"/>
+        <w:gridCol w:w="3851"/>
+        <w:gridCol w:w="1031"/>
       </w:tblGrid>
       <w:tr>
         <w:trPr>
@@ -2789,7 +2788,7 @@
         </w:trPr>
         <w:tc>
           <w:tcPr>
-            <w:tcW w:type="dxa" w:w="3609"/>
+            <w:tcW w:type="dxa" w:w="3167"/>
             <w:shd w:fill="8C2B3D" w:val="clear"/>
             <w:tcMar>
               <w:top w:type="dxa" w:w="90"/>
@@ -2817,7 +2816,7 @@
         </w:tc>
         <w:tc>
           <w:tcPr>
-            <w:tcW w:type="dxa" w:w="4388"/>
+            <w:tcW w:type="dxa" w:w="3851"/>
             <w:shd w:fill="8C2B3D" w:val="clear"/>
             <w:tcMar>
               <w:top w:type="dxa" w:w="90"/>
@@ -2845,7 +2844,7 @@
         </w:tc>
         <w:tc>
           <w:tcPr>
-            <w:tcW w:type="dxa" w:w="1176"/>
+            <w:tcW w:type="dxa" w:w="1031"/>
             <w:shd w:fill="8C2B3D" w:val="clear"/>
             <w:tcMar>
               <w:top w:type="dxa" w:w="90"/>
@@ -2875,7 +2874,7 @@
       <w:tr>
         <w:tc>
           <w:tcPr>
-            <w:tcW w:type="dxa" w:w="3609"/>
+            <w:tcW w:type="dxa" w:w="3167"/>
             <w:shd w:fill="F6F0EF" w:val="clear"/>
             <w:tcMar>
               <w:top w:type="dxa" w:w="90"/>
@@ -2903,7 +2902,7 @@
         </w:tc>
         <w:tc>
           <w:tcPr>
-            <w:tcW w:type="dxa" w:w="4388"/>
+            <w:tcW w:type="dxa" w:w="3851"/>
             <w:shd w:fill="F6F0EF" w:val="clear"/>
             <w:tcMar>
               <w:top w:type="dxa" w:w="90"/>
@@ -2924,7 +2923,7 @@
         </w:tc>
         <w:tc>
           <w:tcPr>
-            <w:tcW w:type="dxa" w:w="1176"/>
+            <w:tcW w:type="dxa" w:w="1031"/>
             <w:shd w:fill="F6F0EF" w:val="clear"/>
             <w:tcMar>
               <w:top w:type="dxa" w:w="90"/>
@@ -2947,7 +2946,7 @@
       <w:tr>
         <w:tc>
           <w:tcPr>
-            <w:tcW w:type="dxa" w:w="3609"/>
+            <w:tcW w:type="dxa" w:w="3167"/>
             <w:tcMar>
               <w:top w:type="dxa" w:w="90"/>
               <w:left w:type="dxa" w:w="130"/>
@@ -2974,7 +2973,7 @@
         </w:tc>
         <w:tc>
           <w:tcPr>
-            <w:tcW w:type="dxa" w:w="4388"/>
+            <w:tcW w:type="dxa" w:w="3851"/>
             <w:tcMar>
               <w:top w:type="dxa" w:w="90"/>
               <w:left w:type="dxa" w:w="130"/>
@@ -2994,7 +2993,7 @@
         </w:tc>
         <w:tc>
           <w:tcPr>
-            <w:tcW w:type="dxa" w:w="1176"/>
+            <w:tcW w:type="dxa" w:w="1031"/>
             <w:tcMar>
               <w:top w:type="dxa" w:w="90"/>
               <w:left w:type="dxa" w:w="130"/>
@@ -3132,7 +3131,7 @@
     </w:p>
     <w:tbl>
       <w:tblPr>
-        <w:tblW w:type="dxa" w:w="9173"/>
+        <w:tblW w:type="dxa" w:w="8049"/>
         <w:tblBorders>
           <w:top w:val="single" w:color="D1AEAB" w:sz="4"/>
           <w:left w:val="single" w:color="D1AEAB" w:sz="4"/>
@@ -3143,8 +3142,8 @@
         </w:tblBorders>
       </w:tblPr>
       <w:tblGrid>
-        <w:gridCol w:w="2461"/>
-        <w:gridCol w:w="6712"/>
+        <w:gridCol w:w="2159"/>
+        <w:gridCol w:w="5890"/>
       </w:tblGrid>
       <w:tr>
         <w:trPr>
@@ -3152,7 +3151,7 @@
         </w:trPr>
         <w:tc>
           <w:tcPr>
-            <w:tcW w:type="dxa" w:w="2461"/>
+            <w:tcW w:type="dxa" w:w="2159"/>
             <w:shd w:fill="8C2B3D" w:val="clear"/>
             <w:tcMar>
               <w:top w:type="dxa" w:w="90"/>
@@ -3180,7 +3179,7 @@
         </w:tc>
         <w:tc>
           <w:tcPr>
-            <w:tcW w:type="dxa" w:w="6712"/>
+            <w:tcW w:type="dxa" w:w="5890"/>
             <w:shd w:fill="8C2B3D" w:val="clear"/>
             <w:tcMar>
               <w:top w:type="dxa" w:w="90"/>
@@ -3210,7 +3209,7 @@
       <w:tr>
         <w:tc>
           <w:tcPr>
-            <w:tcW w:type="dxa" w:w="2461"/>
+            <w:tcW w:type="dxa" w:w="2159"/>
             <w:shd w:fill="F6F0EF" w:val="clear"/>
             <w:tcMar>
               <w:top w:type="dxa" w:w="90"/>
@@ -3231,7 +3230,7 @@
         </w:tc>
         <w:tc>
           <w:tcPr>
-            <w:tcW w:type="dxa" w:w="6712"/>
+            <w:tcW w:type="dxa" w:w="5890"/>
             <w:shd w:fill="F6F0EF" w:val="clear"/>
             <w:tcMar>
               <w:top w:type="dxa" w:w="90"/>
@@ -3254,7 +3253,7 @@
       <w:tr>
         <w:tc>
           <w:tcPr>
-            <w:tcW w:type="dxa" w:w="2461"/>
+            <w:tcW w:type="dxa" w:w="2159"/>
             <w:tcMar>
               <w:top w:type="dxa" w:w="90"/>
               <w:left w:type="dxa" w:w="130"/>
@@ -3274,7 +3273,7 @@
         </w:tc>
         <w:tc>
           <w:tcPr>
-            <w:tcW w:type="dxa" w:w="6712"/>
+            <w:tcW w:type="dxa" w:w="5890"/>
             <w:tcMar>
               <w:top w:type="dxa" w:w="90"/>
               <w:left w:type="dxa" w:w="130"/>
@@ -3335,7 +3334,7 @@
     </w:p>
     <w:tbl>
       <w:tblPr>
-        <w:tblW w:type="dxa" w:w="9173"/>
+        <w:tblW w:type="dxa" w:w="8049"/>
         <w:tblBorders>
           <w:top w:val="single" w:color="D1AEAB" w:sz="4"/>
           <w:left w:val="single" w:color="D1AEAB" w:sz="4"/>
@@ -3346,9 +3345,9 @@
         </w:tblBorders>
       </w:tblPr>
       <w:tblGrid>
-        <w:gridCol w:w="2031"/>
-        <w:gridCol w:w="2941"/>
-        <w:gridCol w:w="4201"/>
+        <w:gridCol w:w="1782"/>
+        <w:gridCol w:w="2581"/>
+        <w:gridCol w:w="3686"/>
       </w:tblGrid>
       <w:tr>
         <w:trPr>
@@ -3356,7 +3355,7 @@
         </w:trPr>
         <w:tc>
           <w:tcPr>
-            <w:tcW w:type="dxa" w:w="2031"/>
+            <w:tcW w:type="dxa" w:w="1782"/>
             <w:shd w:fill="8C2B3D" w:val="clear"/>
             <w:tcMar>
               <w:top w:type="dxa" w:w="90"/>
@@ -3374,7 +3373,7 @@
         </w:tc>
         <w:tc>
           <w:tcPr>
-            <w:tcW w:type="dxa" w:w="2941"/>
+            <w:tcW w:type="dxa" w:w="2581"/>
             <w:shd w:fill="8C2B3D" w:val="clear"/>
             <w:tcMar>
               <w:top w:type="dxa" w:w="90"/>
@@ -3402,7 +3401,7 @@
         </w:tc>
         <w:tc>
           <w:tcPr>
-            <w:tcW w:type="dxa" w:w="4201"/>
+            <w:tcW w:type="dxa" w:w="3686"/>
             <w:shd w:fill="8C2B3D" w:val="clear"/>
             <w:tcMar>
               <w:top w:type="dxa" w:w="90"/>
@@ -3432,7 +3431,7 @@
       <w:tr>
         <w:tc>
           <w:tcPr>
-            <w:tcW w:type="dxa" w:w="2031"/>
+            <w:tcW w:type="dxa" w:w="1782"/>
             <w:shd w:fill="F6F0EF" w:val="clear"/>
             <w:tcMar>
               <w:top w:type="dxa" w:w="90"/>
@@ -3457,23 +3456,23 @@
         </w:tc>
         <w:tc>
           <w:tcPr>
-            <w:tcW w:type="dxa" w:w="2941"/>
-            <w:shd w:fill="F6F0EF" w:val="clear"/>
-            <w:tcMar>
-              <w:top w:type="dxa" w:w="90"/>
-              <w:left w:type="dxa" w:w="130"/>
-              <w:bottom w:type="dxa" w:w="90"/>
-              <w:right w:type="dxa" w:w="130"/>
-            </w:tcMar>
-          </w:tcPr>
-          <w:p>
-            <w:pPr>
-              <w:spacing w:after="0" w:before="0" w:line="264" w:lineRule="auto"/>
-              <w:jc w:val="left"/>
-            </w:pPr>
-            <w:r>
-              <w:rPr>
-                <w:rFonts w:ascii="Consolas" w:cs="Consolas" w:eastAsia="Consolas" w:hAnsi="Consolas"/>
+            <w:tcW w:type="dxa" w:w="2581"/>
+            <w:shd w:fill="F6F0EF" w:val="clear"/>
+            <w:tcMar>
+              <w:top w:type="dxa" w:w="90"/>
+              <w:left w:type="dxa" w:w="130"/>
+              <w:bottom w:type="dxa" w:w="90"/>
+              <w:right w:type="dxa" w:w="130"/>
+            </w:tcMar>
+          </w:tcPr>
+          <w:p>
+            <w:pPr>
+              <w:spacing w:after="0" w:before="0" w:line="264" w:lineRule="auto"/>
+              <w:jc w:val="left"/>
+            </w:pPr>
+            <w:r>
+              <w:rPr>
+                <w:rFonts w:ascii="Roboto Mono" w:cs="Roboto Mono" w:eastAsia="Roboto Mono" w:hAnsi="Roboto Mono"/>
                 <w:color w:val="8C2B3D"/>
                 <w:sz w:val="19"/>
                 <w:szCs w:val="19"/>
@@ -3485,7 +3484,7 @@
         </w:tc>
         <w:tc>
           <w:tcPr>
-            <w:tcW w:type="dxa" w:w="4201"/>
+            <w:tcW w:type="dxa" w:w="3686"/>
             <w:shd w:fill="F6F0EF" w:val="clear"/>
             <w:tcMar>
               <w:top w:type="dxa" w:w="90"/>
@@ -3508,7 +3507,7 @@
       <w:tr>
         <w:tc>
           <w:tcPr>
-            <w:tcW w:type="dxa" w:w="2031"/>
+            <w:tcW w:type="dxa" w:w="1782"/>
             <w:tcMar>
               <w:top w:type="dxa" w:w="90"/>
               <w:left w:type="dxa" w:w="130"/>
@@ -3532,22 +3531,22 @@
         </w:tc>
         <w:tc>
           <w:tcPr>
-            <w:tcW w:type="dxa" w:w="2941"/>
-            <w:tcMar>
-              <w:top w:type="dxa" w:w="90"/>
-              <w:left w:type="dxa" w:w="130"/>
-              <w:bottom w:type="dxa" w:w="90"/>
-              <w:right w:type="dxa" w:w="130"/>
-            </w:tcMar>
-          </w:tcPr>
-          <w:p>
-            <w:pPr>
-              <w:spacing w:after="0" w:before="0" w:line="264" w:lineRule="auto"/>
-              <w:jc w:val="left"/>
-            </w:pPr>
-            <w:r>
-              <w:rPr>
-                <w:rFonts w:ascii="Consolas" w:cs="Consolas" w:eastAsia="Consolas" w:hAnsi="Consolas"/>
+            <w:tcW w:type="dxa" w:w="2581"/>
+            <w:tcMar>
+              <w:top w:type="dxa" w:w="90"/>
+              <w:left w:type="dxa" w:w="130"/>
+              <w:bottom w:type="dxa" w:w="90"/>
+              <w:right w:type="dxa" w:w="130"/>
+            </w:tcMar>
+          </w:tcPr>
+          <w:p>
+            <w:pPr>
+              <w:spacing w:after="0" w:before="0" w:line="264" w:lineRule="auto"/>
+              <w:jc w:val="left"/>
+            </w:pPr>
+            <w:r>
+              <w:rPr>
+                <w:rFonts w:ascii="Roboto Mono" w:cs="Roboto Mono" w:eastAsia="Roboto Mono" w:hAnsi="Roboto Mono"/>
                 <w:color w:val="8C2B3D"/>
                 <w:sz w:val="19"/>
                 <w:szCs w:val="19"/>
@@ -3559,7 +3558,7 @@
         </w:tc>
         <w:tc>
           <w:tcPr>
-            <w:tcW w:type="dxa" w:w="4201"/>
+            <w:tcW w:type="dxa" w:w="3686"/>
             <w:tcMar>
               <w:top w:type="dxa" w:w="90"/>
               <w:left w:type="dxa" w:w="130"/>
@@ -3597,7 +3596,7 @@
       </w:r>
       <w:r>
         <w:rPr>
-          <w:rFonts w:ascii="Consolas" w:cs="Consolas" w:eastAsia="Consolas" w:hAnsi="Consolas"/>
+          <w:rFonts w:ascii="Roboto Mono" w:cs="Roboto Mono" w:eastAsia="Roboto Mono" w:hAnsi="Roboto Mono"/>
           <w:color w:val="8C2B3D"/>
           <w:sz w:val="19"/>
           <w:szCs w:val="19"/>
@@ -3702,7 +3701,7 @@
     </w:p>
     <w:tbl>
       <w:tblPr>
-        <w:tblW w:type="dxa" w:w="9173"/>
+        <w:tblW w:type="dxa" w:w="8049"/>
         <w:tblBorders>
           <w:top w:val="single" w:color="D1AEAB" w:sz="4"/>
           <w:left w:val="single" w:color="D1AEAB" w:sz="4"/>
@@ -3713,8 +3712,8 @@
         </w:tblBorders>
       </w:tblPr>
       <w:tblGrid>
-        <w:gridCol w:w="3318"/>
-        <w:gridCol w:w="5855"/>
+        <w:gridCol w:w="2911"/>
+        <w:gridCol w:w="5138"/>
       </w:tblGrid>
       <w:tr>
         <w:trPr>
@@ -3722,7 +3721,7 @@
         </w:trPr>
         <w:tc>
           <w:tcPr>
-            <w:tcW w:type="dxa" w:w="3318"/>
+            <w:tcW w:type="dxa" w:w="2911"/>
             <w:shd w:fill="8C2B3D" w:val="clear"/>
             <w:tcMar>
               <w:top w:type="dxa" w:w="90"/>
@@ -3750,7 +3749,7 @@
         </w:tc>
         <w:tc>
           <w:tcPr>
-            <w:tcW w:type="dxa" w:w="5855"/>
+            <w:tcW w:type="dxa" w:w="5138"/>
             <w:shd w:fill="8C2B3D" w:val="clear"/>
             <w:tcMar>
               <w:top w:type="dxa" w:w="90"/>
@@ -3780,7 +3779,7 @@
       <w:tr>
         <w:tc>
           <w:tcPr>
-            <w:tcW w:type="dxa" w:w="3318"/>
+            <w:tcW w:type="dxa" w:w="2911"/>
             <w:shd w:fill="F6F0EF" w:val="clear"/>
             <w:tcMar>
               <w:top w:type="dxa" w:w="90"/>
@@ -3801,7 +3800,7 @@
         </w:tc>
         <w:tc>
           <w:tcPr>
-            <w:tcW w:type="dxa" w:w="5855"/>
+            <w:tcW w:type="dxa" w:w="5138"/>
             <w:shd w:fill="F6F0EF" w:val="clear"/>
             <w:tcMar>
               <w:top w:type="dxa" w:w="90"/>
@@ -3824,7 +3823,7 @@
       <w:tr>
         <w:tc>
           <w:tcPr>
-            <w:tcW w:type="dxa" w:w="3318"/>
+            <w:tcW w:type="dxa" w:w="2911"/>
             <w:tcMar>
               <w:top w:type="dxa" w:w="90"/>
               <w:left w:type="dxa" w:w="130"/>
@@ -3844,7 +3843,7 @@
         </w:tc>
         <w:tc>
           <w:tcPr>
-            <w:tcW w:type="dxa" w:w="5855"/>
+            <w:tcW w:type="dxa" w:w="5138"/>
             <w:tcMar>
               <w:top w:type="dxa" w:w="90"/>
               <w:left w:type="dxa" w:w="130"/>
@@ -3866,7 +3865,7 @@
       <w:tr>
         <w:tc>
           <w:tcPr>
-            <w:tcW w:type="dxa" w:w="3318"/>
+            <w:tcW w:type="dxa" w:w="2911"/>
             <w:shd w:fill="F6F0EF" w:val="clear"/>
             <w:tcMar>
               <w:top w:type="dxa" w:w="90"/>
@@ -3887,7 +3886,7 @@
         </w:tc>
         <w:tc>
           <w:tcPr>
-            <w:tcW w:type="dxa" w:w="5855"/>
+            <w:tcW w:type="dxa" w:w="5138"/>
             <w:shd w:fill="F6F0EF" w:val="clear"/>
             <w:tcMar>
               <w:top w:type="dxa" w:w="90"/>
@@ -3910,7 +3909,7 @@
       <w:tr>
         <w:tc>
           <w:tcPr>
-            <w:tcW w:type="dxa" w:w="3318"/>
+            <w:tcW w:type="dxa" w:w="2911"/>
             <w:tcMar>
               <w:top w:type="dxa" w:w="90"/>
               <w:left w:type="dxa" w:w="130"/>
@@ -3930,7 +3929,7 @@
         </w:tc>
         <w:tc>
           <w:tcPr>
-            <w:tcW w:type="dxa" w:w="5855"/>
+            <w:tcW w:type="dxa" w:w="5138"/>
             <w:tcMar>
               <w:top w:type="dxa" w:w="90"/>
               <w:left w:type="dxa" w:w="130"/>
@@ -4001,7 +4000,7 @@
       <w:r>
         <w:t xml:space="preserve">, y por eso el sitio no necesita el molesto aviso de aceptar cookies. Pero la ley colombiana de datos personales (</w:t>
       </w:r>
-      <w:hyperlink w:history="1" r:id="rIdpzohfiblvrbxoojj3s4b3">
+      <w:hyperlink w:history="1" r:id="rIdxznlncr23igoziofskqfy">
         <w:r>
           <w:rPr>
             <w:b/>
@@ -4170,7 +4169,7 @@
       </w:r>
       <w:r>
         <w:rPr>
-          <w:rFonts w:ascii="Consolas" w:cs="Consolas" w:eastAsia="Consolas" w:hAnsi="Consolas"/>
+          <w:rFonts w:ascii="Roboto Mono" w:cs="Roboto Mono" w:eastAsia="Roboto Mono" w:hAnsi="Roboto Mono"/>
           <w:color w:val="8C2B3D"/>
           <w:sz w:val="19"/>
           <w:szCs w:val="19"/>
@@ -4283,7 +4282,7 @@
     </w:p>
     <w:tbl>
       <w:tblPr>
-        <w:tblW w:type="dxa" w:w="9173"/>
+        <w:tblW w:type="dxa" w:w="8049"/>
         <w:tblBorders>
           <w:top w:val="single" w:color="D1AEAB" w:sz="4"/>
           <w:left w:val="single" w:color="D1AEAB" w:sz="4"/>
@@ -4294,9 +4293,9 @@
         </w:tblBorders>
       </w:tblPr>
       <w:tblGrid>
-        <w:gridCol w:w="3252"/>
-        <w:gridCol w:w="4745"/>
-        <w:gridCol w:w="1176"/>
+        <w:gridCol w:w="2853"/>
+        <w:gridCol w:w="4165"/>
+        <w:gridCol w:w="1031"/>
       </w:tblGrid>
       <w:tr>
         <w:trPr>
@@ -4304,7 +4303,7 @@
         </w:trPr>
         <w:tc>
           <w:tcPr>
-            <w:tcW w:type="dxa" w:w="3252"/>
+            <w:tcW w:type="dxa" w:w="2853"/>
             <w:shd w:fill="8C2B3D" w:val="clear"/>
             <w:tcMar>
               <w:top w:type="dxa" w:w="90"/>
@@ -4332,7 +4331,7 @@
         </w:tc>
         <w:tc>
           <w:tcPr>
-            <w:tcW w:type="dxa" w:w="4745"/>
+            <w:tcW w:type="dxa" w:w="4165"/>
             <w:shd w:fill="8C2B3D" w:val="clear"/>
             <w:tcMar>
               <w:top w:type="dxa" w:w="90"/>
@@ -4360,7 +4359,7 @@
         </w:tc>
         <w:tc>
           <w:tcPr>
-            <w:tcW w:type="dxa" w:w="1176"/>
+            <w:tcW w:type="dxa" w:w="1031"/>
             <w:shd w:fill="8C2B3D" w:val="clear"/>
             <w:tcMar>
               <w:top w:type="dxa" w:w="90"/>
@@ -4390,7 +4389,7 @@
       <w:tr>
         <w:tc>
           <w:tcPr>
-            <w:tcW w:type="dxa" w:w="3252"/>
+            <w:tcW w:type="dxa" w:w="2853"/>
             <w:shd w:fill="F6F0EF" w:val="clear"/>
             <w:tcMar>
               <w:top w:type="dxa" w:w="90"/>
@@ -4418,7 +4417,7 @@
         </w:tc>
         <w:tc>
           <w:tcPr>
-            <w:tcW w:type="dxa" w:w="4745"/>
+            <w:tcW w:type="dxa" w:w="4165"/>
             <w:shd w:fill="F6F0EF" w:val="clear"/>
             <w:tcMar>
               <w:top w:type="dxa" w:w="90"/>
@@ -4437,7 +4436,7 @@
             </w:r>
             <w:r>
               <w:rPr>
-                <w:rFonts w:ascii="Consolas" w:cs="Consolas" w:eastAsia="Consolas" w:hAnsi="Consolas"/>
+                <w:rFonts w:ascii="Roboto Mono" w:cs="Roboto Mono" w:eastAsia="Roboto Mono" w:hAnsi="Roboto Mono"/>
                 <w:color w:val="8C2B3D"/>
                 <w:sz w:val="19"/>
                 <w:szCs w:val="19"/>
@@ -4449,7 +4448,7 @@
         </w:tc>
         <w:tc>
           <w:tcPr>
-            <w:tcW w:type="dxa" w:w="1176"/>
+            <w:tcW w:type="dxa" w:w="1031"/>
             <w:shd w:fill="F6F0EF" w:val="clear"/>
             <w:tcMar>
               <w:top w:type="dxa" w:w="90"/>
@@ -4472,7 +4471,7 @@
       <w:tr>
         <w:tc>
           <w:tcPr>
-            <w:tcW w:type="dxa" w:w="3252"/>
+            <w:tcW w:type="dxa" w:w="2853"/>
             <w:tcMar>
               <w:top w:type="dxa" w:w="90"/>
               <w:left w:type="dxa" w:w="130"/>
@@ -4499,7 +4498,7 @@
         </w:tc>
         <w:tc>
           <w:tcPr>
-            <w:tcW w:type="dxa" w:w="4745"/>
+            <w:tcW w:type="dxa" w:w="4165"/>
             <w:tcMar>
               <w:top w:type="dxa" w:w="90"/>
               <w:left w:type="dxa" w:w="130"/>
@@ -4519,7 +4518,7 @@
         </w:tc>
         <w:tc>
           <w:tcPr>
-            <w:tcW w:type="dxa" w:w="1176"/>
+            <w:tcW w:type="dxa" w:w="1031"/>
             <w:tcMar>
               <w:top w:type="dxa" w:w="90"/>
               <w:left w:type="dxa" w:w="130"/>
@@ -4541,7 +4540,7 @@
       <w:tr>
         <w:tc>
           <w:tcPr>
-            <w:tcW w:type="dxa" w:w="3252"/>
+            <w:tcW w:type="dxa" w:w="2853"/>
             <w:shd w:fill="F6F0EF" w:val="clear"/>
             <w:tcMar>
               <w:top w:type="dxa" w:w="90"/>
@@ -4569,7 +4568,7 @@
         </w:tc>
         <w:tc>
           <w:tcPr>
-            <w:tcW w:type="dxa" w:w="4745"/>
+            <w:tcW w:type="dxa" w:w="4165"/>
             <w:shd w:fill="F6F0EF" w:val="clear"/>
             <w:tcMar>
               <w:top w:type="dxa" w:w="90"/>
@@ -4588,7 +4587,7 @@
             </w:r>
             <w:r>
               <w:rPr>
-                <w:rFonts w:ascii="Consolas" w:cs="Consolas" w:eastAsia="Consolas" w:hAnsi="Consolas"/>
+                <w:rFonts w:ascii="Roboto Mono" w:cs="Roboto Mono" w:eastAsia="Roboto Mono" w:hAnsi="Roboto Mono"/>
                 <w:color w:val="8C2B3D"/>
                 <w:sz w:val="19"/>
                 <w:szCs w:val="19"/>
@@ -4603,7 +4602,7 @@
         </w:tc>
         <w:tc>
           <w:tcPr>
-            <w:tcW w:type="dxa" w:w="1176"/>
+            <w:tcW w:type="dxa" w:w="1031"/>
             <w:shd w:fill="F6F0EF" w:val="clear"/>
             <w:tcMar>
               <w:top w:type="dxa" w:w="90"/>
@@ -4666,7 +4665,7 @@
     </w:p>
     <w:tbl>
       <w:tblPr>
-        <w:tblW w:type="dxa" w:w="9173"/>
+        <w:tblW w:type="dxa" w:w="8049"/>
         <w:tblBorders>
           <w:top w:val="single" w:color="D1AEAB" w:sz="4"/>
           <w:left w:val="single" w:color="D1AEAB" w:sz="4"/>
@@ -4677,9 +4676,9 @@
         </w:tblBorders>
       </w:tblPr>
       <w:tblGrid>
-        <w:gridCol w:w="3302"/>
-        <w:gridCol w:w="4403"/>
-        <w:gridCol w:w="1468"/>
+        <w:gridCol w:w="2898"/>
+        <w:gridCol w:w="3863"/>
+        <w:gridCol w:w="1288"/>
       </w:tblGrid>
       <w:tr>
         <w:trPr>
@@ -4687,7 +4686,7 @@
         </w:trPr>
         <w:tc>
           <w:tcPr>
-            <w:tcW w:type="dxa" w:w="3302"/>
+            <w:tcW w:type="dxa" w:w="2898"/>
             <w:shd w:fill="8C2B3D" w:val="clear"/>
             <w:tcMar>
               <w:top w:type="dxa" w:w="90"/>
@@ -4715,7 +4714,7 @@
         </w:tc>
         <w:tc>
           <w:tcPr>
-            <w:tcW w:type="dxa" w:w="4403"/>
+            <w:tcW w:type="dxa" w:w="3863"/>
             <w:shd w:fill="8C2B3D" w:val="clear"/>
             <w:tcMar>
               <w:top w:type="dxa" w:w="90"/>
@@ -4743,7 +4742,7 @@
         </w:tc>
         <w:tc>
           <w:tcPr>
-            <w:tcW w:type="dxa" w:w="1468"/>
+            <w:tcW w:type="dxa" w:w="1288"/>
             <w:shd w:fill="8C2B3D" w:val="clear"/>
             <w:tcMar>
               <w:top w:type="dxa" w:w="90"/>
@@ -4773,7 +4772,7 @@
       <w:tr>
         <w:tc>
           <w:tcPr>
-            <w:tcW w:type="dxa" w:w="3302"/>
+            <w:tcW w:type="dxa" w:w="2898"/>
             <w:shd w:fill="F6F0EF" w:val="clear"/>
             <w:tcMar>
               <w:top w:type="dxa" w:w="90"/>
@@ -4798,7 +4797,7 @@
         </w:tc>
         <w:tc>
           <w:tcPr>
-            <w:tcW w:type="dxa" w:w="4403"/>
+            <w:tcW w:type="dxa" w:w="3863"/>
             <w:shd w:fill="F6F0EF" w:val="clear"/>
             <w:tcMar>
               <w:top w:type="dxa" w:w="90"/>
@@ -4829,7 +4828,7 @@
         </w:tc>
         <w:tc>
           <w:tcPr>
-            <w:tcW w:type="dxa" w:w="1468"/>
+            <w:tcW w:type="dxa" w:w="1288"/>
             <w:shd w:fill="F6F0EF" w:val="clear"/>
             <w:tcMar>
               <w:top w:type="dxa" w:w="90"/>
@@ -4852,7 +4851,7 @@
       <w:tr>
         <w:tc>
           <w:tcPr>
-            <w:tcW w:type="dxa" w:w="3302"/>
+            <w:tcW w:type="dxa" w:w="2898"/>
             <w:tcMar>
               <w:top w:type="dxa" w:w="90"/>
               <w:left w:type="dxa" w:w="130"/>
@@ -4872,7 +4871,7 @@
         </w:tc>
         <w:tc>
           <w:tcPr>
-            <w:tcW w:type="dxa" w:w="4403"/>
+            <w:tcW w:type="dxa" w:w="3863"/>
             <w:tcMar>
               <w:top w:type="dxa" w:w="90"/>
               <w:left w:type="dxa" w:w="130"/>
@@ -4892,7 +4891,7 @@
         </w:tc>
         <w:tc>
           <w:tcPr>
-            <w:tcW w:type="dxa" w:w="1468"/>
+            <w:tcW w:type="dxa" w:w="1288"/>
             <w:tcMar>
               <w:top w:type="dxa" w:w="90"/>
               <w:left w:type="dxa" w:w="130"/>
@@ -4914,7 +4913,7 @@
       <w:tr>
         <w:tc>
           <w:tcPr>
-            <w:tcW w:type="dxa" w:w="3302"/>
+            <w:tcW w:type="dxa" w:w="2898"/>
             <w:shd w:fill="F6F0EF" w:val="clear"/>
             <w:tcMar>
               <w:top w:type="dxa" w:w="90"/>
@@ -4935,7 +4934,7 @@
         </w:tc>
         <w:tc>
           <w:tcPr>
-            <w:tcW w:type="dxa" w:w="4403"/>
+            <w:tcW w:type="dxa" w:w="3863"/>
             <w:shd w:fill="F6F0EF" w:val="clear"/>
             <w:tcMar>
               <w:top w:type="dxa" w:w="90"/>
@@ -4956,7 +4955,7 @@
         </w:tc>
         <w:tc>
           <w:tcPr>
-            <w:tcW w:type="dxa" w:w="1468"/>
+            <w:tcW w:type="dxa" w:w="1288"/>
             <w:shd w:fill="F6F0EF" w:val="clear"/>
             <w:tcMar>
               <w:top w:type="dxa" w:w="90"/>
@@ -5379,7 +5378,7 @@
       </w:r>
       <w:r>
         <w:rPr>
-          <w:rFonts w:ascii="Consolas" w:cs="Consolas" w:eastAsia="Consolas" w:hAnsi="Consolas"/>
+          <w:rFonts w:ascii="Roboto Mono" w:cs="Roboto Mono" w:eastAsia="Roboto Mono" w:hAnsi="Roboto Mono"/>
           <w:color w:val="8C2B3D"/>
           <w:sz w:val="19"/>
           <w:szCs w:val="19"/>
@@ -5475,7 +5474,7 @@
     </w:p>
     <w:tbl>
       <w:tblPr>
-        <w:tblW w:type="dxa" w:w="9173"/>
+        <w:tblW w:type="dxa" w:w="8049"/>
         <w:tblBorders>
           <w:top w:val="single" w:color="D1AEAB" w:sz="4"/>
           <w:left w:val="single" w:color="D1AEAB" w:sz="4"/>
@@ -5486,10 +5485,10 @@
         </w:tblBorders>
       </w:tblPr>
       <w:tblGrid>
-        <w:gridCol w:w="3229"/>
-        <w:gridCol w:w="4031"/>
-        <w:gridCol w:w="1031"/>
-        <w:gridCol w:w="882"/>
+        <w:gridCol w:w="2834"/>
+        <w:gridCol w:w="3538"/>
+        <w:gridCol w:w="904"/>
+        <w:gridCol w:w="773"/>
       </w:tblGrid>
       <w:tr>
         <w:trPr>
@@ -5497,7 +5496,7 @@
         </w:trPr>
         <w:tc>
           <w:tcPr>
-            <w:tcW w:type="dxa" w:w="3229"/>
+            <w:tcW w:type="dxa" w:w="2834"/>
             <w:shd w:fill="8C2B3D" w:val="clear"/>
             <w:tcMar>
               <w:top w:type="dxa" w:w="90"/>
@@ -5525,7 +5524,7 @@
         </w:tc>
         <w:tc>
           <w:tcPr>
-            <w:tcW w:type="dxa" w:w="4031"/>
+            <w:tcW w:type="dxa" w:w="3538"/>
             <w:shd w:fill="8C2B3D" w:val="clear"/>
             <w:tcMar>
               <w:top w:type="dxa" w:w="90"/>
@@ -5553,7 +5552,7 @@
         </w:tc>
         <w:tc>
           <w:tcPr>
-            <w:tcW w:type="dxa" w:w="1031"/>
+            <w:tcW w:type="dxa" w:w="904"/>
             <w:shd w:fill="8C2B3D" w:val="clear"/>
             <w:tcMar>
               <w:top w:type="dxa" w:w="90"/>
@@ -5581,7 +5580,7 @@
         </w:tc>
         <w:tc>
           <w:tcPr>
-            <w:tcW w:type="dxa" w:w="882"/>
+            <w:tcW w:type="dxa" w:w="773"/>
             <w:shd w:fill="8C2B3D" w:val="clear"/>
             <w:tcMar>
               <w:top w:type="dxa" w:w="90"/>
@@ -5611,7 +5610,7 @@
       <w:tr>
         <w:tc>
           <w:tcPr>
-            <w:tcW w:type="dxa" w:w="3229"/>
+            <w:tcW w:type="dxa" w:w="2834"/>
             <w:shd w:fill="F6F0EF" w:val="clear"/>
             <w:tcMar>
               <w:top w:type="dxa" w:w="90"/>
@@ -5636,7 +5635,7 @@
         </w:tc>
         <w:tc>
           <w:tcPr>
-            <w:tcW w:type="dxa" w:w="4031"/>
+            <w:tcW w:type="dxa" w:w="3538"/>
             <w:shd w:fill="F6F0EF" w:val="clear"/>
             <w:tcMar>
               <w:top w:type="dxa" w:w="90"/>
@@ -5657,7 +5656,7 @@
         </w:tc>
         <w:tc>
           <w:tcPr>
-            <w:tcW w:type="dxa" w:w="1031"/>
+            <w:tcW w:type="dxa" w:w="904"/>
             <w:shd w:fill="F6F0EF" w:val="clear"/>
             <w:tcMar>
               <w:top w:type="dxa" w:w="90"/>
@@ -5678,7 +5677,7 @@
         </w:tc>
         <w:tc>
           <w:tcPr>
-            <w:tcW w:type="dxa" w:w="882"/>
+            <w:tcW w:type="dxa" w:w="773"/>
             <w:shd w:fill="F6F0EF" w:val="clear"/>
             <w:tcMar>
               <w:top w:type="dxa" w:w="90"/>
@@ -5705,7 +5704,7 @@
       <w:tr>
         <w:tc>
           <w:tcPr>
-            <w:tcW w:type="dxa" w:w="3229"/>
+            <w:tcW w:type="dxa" w:w="2834"/>
             <w:tcMar>
               <w:top w:type="dxa" w:w="90"/>
               <w:left w:type="dxa" w:w="130"/>
@@ -5729,7 +5728,7 @@
         </w:tc>
         <w:tc>
           <w:tcPr>
-            <w:tcW w:type="dxa" w:w="4031"/>
+            <w:tcW w:type="dxa" w:w="3538"/>
             <w:tcMar>
               <w:top w:type="dxa" w:w="90"/>
               <w:left w:type="dxa" w:w="130"/>
@@ -5749,7 +5748,7 @@
         </w:tc>
         <w:tc>
           <w:tcPr>
-            <w:tcW w:type="dxa" w:w="1031"/>
+            <w:tcW w:type="dxa" w:w="904"/>
             <w:tcMar>
               <w:top w:type="dxa" w:w="90"/>
               <w:left w:type="dxa" w:w="130"/>
@@ -5769,7 +5768,7 @@
         </w:tc>
         <w:tc>
           <w:tcPr>
-            <w:tcW w:type="dxa" w:w="882"/>
+            <w:tcW w:type="dxa" w:w="773"/>
             <w:tcMar>
               <w:top w:type="dxa" w:w="90"/>
               <w:left w:type="dxa" w:w="130"/>
@@ -5795,7 +5794,7 @@
       <w:tr>
         <w:tc>
           <w:tcPr>
-            <w:tcW w:type="dxa" w:w="3229"/>
+            <w:tcW w:type="dxa" w:w="2834"/>
             <w:shd w:fill="F6F0EF" w:val="clear"/>
             <w:tcMar>
               <w:top w:type="dxa" w:w="90"/>
@@ -5820,7 +5819,7 @@
         </w:tc>
         <w:tc>
           <w:tcPr>
-            <w:tcW w:type="dxa" w:w="4031"/>
+            <w:tcW w:type="dxa" w:w="3538"/>
             <w:shd w:fill="F6F0EF" w:val="clear"/>
             <w:tcMar>
               <w:top w:type="dxa" w:w="90"/>
@@ -5841,7 +5840,7 @@
         </w:tc>
         <w:tc>
           <w:tcPr>
-            <w:tcW w:type="dxa" w:w="1031"/>
+            <w:tcW w:type="dxa" w:w="904"/>
             <w:shd w:fill="F6F0EF" w:val="clear"/>
             <w:tcMar>
               <w:top w:type="dxa" w:w="90"/>
@@ -5862,7 +5861,7 @@
         </w:tc>
         <w:tc>
           <w:tcPr>
-            <w:tcW w:type="dxa" w:w="882"/>
+            <w:tcW w:type="dxa" w:w="773"/>
             <w:shd w:fill="F6F0EF" w:val="clear"/>
             <w:tcMar>
               <w:top w:type="dxa" w:w="90"/>
@@ -5885,7 +5884,7 @@
       <w:tr>
         <w:tc>
           <w:tcPr>
-            <w:tcW w:type="dxa" w:w="3229"/>
+            <w:tcW w:type="dxa" w:w="2834"/>
             <w:tcMar>
               <w:top w:type="dxa" w:w="90"/>
               <w:left w:type="dxa" w:w="130"/>
@@ -5909,7 +5908,7 @@
         </w:tc>
         <w:tc>
           <w:tcPr>
-            <w:tcW w:type="dxa" w:w="4031"/>
+            <w:tcW w:type="dxa" w:w="3538"/>
             <w:tcMar>
               <w:top w:type="dxa" w:w="90"/>
               <w:left w:type="dxa" w:w="130"/>
@@ -5939,7 +5938,7 @@
         </w:tc>
         <w:tc>
           <w:tcPr>
-            <w:tcW w:type="dxa" w:w="1031"/>
+            <w:tcW w:type="dxa" w:w="904"/>
             <w:tcMar>
               <w:top w:type="dxa" w:w="90"/>
               <w:left w:type="dxa" w:w="130"/>
@@ -5959,7 +5958,7 @@
         </w:tc>
         <w:tc>
           <w:tcPr>
-            <w:tcW w:type="dxa" w:w="882"/>
+            <w:tcW w:type="dxa" w:w="773"/>
             <w:tcMar>
               <w:top w:type="dxa" w:w="90"/>
               <w:left w:type="dxa" w:w="130"/>
@@ -5981,7 +5980,7 @@
       <w:tr>
         <w:tc>
           <w:tcPr>
-            <w:tcW w:type="dxa" w:w="3229"/>
+            <w:tcW w:type="dxa" w:w="2834"/>
             <w:shd w:fill="F6F0EF" w:val="clear"/>
             <w:tcMar>
               <w:top w:type="dxa" w:w="90"/>
@@ -6006,7 +6005,7 @@
         </w:tc>
         <w:tc>
           <w:tcPr>
-            <w:tcW w:type="dxa" w:w="4031"/>
+            <w:tcW w:type="dxa" w:w="3538"/>
             <w:shd w:fill="F6F0EF" w:val="clear"/>
             <w:tcMar>
               <w:top w:type="dxa" w:w="90"/>
@@ -6047,7 +6046,7 @@
         </w:tc>
         <w:tc>
           <w:tcPr>
-            <w:tcW w:type="dxa" w:w="1031"/>
+            <w:tcW w:type="dxa" w:w="904"/>
             <w:shd w:fill="F6F0EF" w:val="clear"/>
             <w:tcMar>
               <w:top w:type="dxa" w:w="90"/>
@@ -6068,7 +6067,7 @@
         </w:tc>
         <w:tc>
           <w:tcPr>
-            <w:tcW w:type="dxa" w:w="882"/>
+            <w:tcW w:type="dxa" w:w="773"/>
             <w:shd w:fill="F6F0EF" w:val="clear"/>
             <w:tcMar>
               <w:top w:type="dxa" w:w="90"/>
@@ -6091,7 +6090,7 @@
       <w:tr>
         <w:tc>
           <w:tcPr>
-            <w:tcW w:type="dxa" w:w="3229"/>
+            <w:tcW w:type="dxa" w:w="2834"/>
             <w:tcMar>
               <w:top w:type="dxa" w:w="90"/>
               <w:left w:type="dxa" w:w="130"/>
@@ -6115,7 +6114,7 @@
         </w:tc>
         <w:tc>
           <w:tcPr>
-            <w:tcW w:type="dxa" w:w="4031"/>
+            <w:tcW w:type="dxa" w:w="3538"/>
             <w:tcMar>
               <w:top w:type="dxa" w:w="90"/>
               <w:left w:type="dxa" w:w="130"/>
@@ -6135,7 +6134,7 @@
         </w:tc>
         <w:tc>
           <w:tcPr>
-            <w:tcW w:type="dxa" w:w="1031"/>
+            <w:tcW w:type="dxa" w:w="904"/>
             <w:tcMar>
               <w:top w:type="dxa" w:w="90"/>
               <w:left w:type="dxa" w:w="130"/>
@@ -6155,7 +6154,7 @@
         </w:tc>
         <w:tc>
           <w:tcPr>
-            <w:tcW w:type="dxa" w:w="882"/>
+            <w:tcW w:type="dxa" w:w="773"/>
             <w:tcMar>
               <w:top w:type="dxa" w:w="90"/>
               <w:left w:type="dxa" w:w="130"/>
@@ -6218,7 +6217,7 @@
     </w:p>
     <w:tbl>
       <w:tblPr>
-        <w:tblW w:type="dxa" w:w="9173"/>
+        <w:tblW w:type="dxa" w:w="8049"/>
         <w:tblBorders>
           <w:top w:val="single" w:color="D1AEAB" w:sz="4"/>
           <w:left w:val="single" w:color="D1AEAB" w:sz="4"/>
@@ -6229,9 +6228,9 @@
         </w:tblBorders>
       </w:tblPr>
       <w:tblGrid>
-        <w:gridCol w:w="2897"/>
-        <w:gridCol w:w="2414"/>
-        <w:gridCol w:w="3862"/>
+        <w:gridCol w:w="2542"/>
+        <w:gridCol w:w="2118"/>
+        <w:gridCol w:w="3389"/>
       </w:tblGrid>
       <w:tr>
         <w:trPr>
@@ -6239,7 +6238,7 @@
         </w:trPr>
         <w:tc>
           <w:tcPr>
-            <w:tcW w:type="dxa" w:w="2897"/>
+            <w:tcW w:type="dxa" w:w="2542"/>
             <w:shd w:fill="8C2B3D" w:val="clear"/>
             <w:tcMar>
               <w:top w:type="dxa" w:w="90"/>
@@ -6267,7 +6266,7 @@
         </w:tc>
         <w:tc>
           <w:tcPr>
-            <w:tcW w:type="dxa" w:w="2414"/>
+            <w:tcW w:type="dxa" w:w="2118"/>
             <w:shd w:fill="8C2B3D" w:val="clear"/>
             <w:tcMar>
               <w:top w:type="dxa" w:w="90"/>
@@ -6295,7 +6294,7 @@
         </w:tc>
         <w:tc>
           <w:tcPr>
-            <w:tcW w:type="dxa" w:w="3862"/>
+            <w:tcW w:type="dxa" w:w="3389"/>
             <w:shd w:fill="8C2B3D" w:val="clear"/>
             <w:tcMar>
               <w:top w:type="dxa" w:w="90"/>
@@ -6325,7 +6324,7 @@
       <w:tr>
         <w:tc>
           <w:tcPr>
-            <w:tcW w:type="dxa" w:w="2897"/>
+            <w:tcW w:type="dxa" w:w="2542"/>
             <w:shd w:fill="F6F0EF" w:val="clear"/>
             <w:tcMar>
               <w:top w:type="dxa" w:w="90"/>
@@ -6350,7 +6349,7 @@
         </w:tc>
         <w:tc>
           <w:tcPr>
-            <w:tcW w:type="dxa" w:w="2414"/>
+            <w:tcW w:type="dxa" w:w="2118"/>
             <w:shd w:fill="F6F0EF" w:val="clear"/>
             <w:tcMar>
               <w:top w:type="dxa" w:w="90"/>
@@ -6375,7 +6374,7 @@
         </w:tc>
         <w:tc>
           <w:tcPr>
-            <w:tcW w:type="dxa" w:w="3862"/>
+            <w:tcW w:type="dxa" w:w="3389"/>
             <w:shd w:fill="F6F0EF" w:val="clear"/>
             <w:tcMar>
               <w:top w:type="dxa" w:w="90"/>
@@ -6398,7 +6397,7 @@
       <w:tr>
         <w:tc>
           <w:tcPr>
-            <w:tcW w:type="dxa" w:w="2897"/>
+            <w:tcW w:type="dxa" w:w="2542"/>
             <w:tcMar>
               <w:top w:type="dxa" w:w="90"/>
               <w:left w:type="dxa" w:w="130"/>
@@ -6418,7 +6417,7 @@
         </w:tc>
         <w:tc>
           <w:tcPr>
-            <w:tcW w:type="dxa" w:w="2414"/>
+            <w:tcW w:type="dxa" w:w="2118"/>
             <w:tcMar>
               <w:top w:type="dxa" w:w="90"/>
               <w:left w:type="dxa" w:w="130"/>
@@ -6438,7 +6437,7 @@
         </w:tc>
         <w:tc>
           <w:tcPr>
-            <w:tcW w:type="dxa" w:w="3862"/>
+            <w:tcW w:type="dxa" w:w="3389"/>
             <w:tcMar>
               <w:top w:type="dxa" w:w="90"/>
               <w:left w:type="dxa" w:w="130"/>
@@ -6460,7 +6459,7 @@
       <w:tr>
         <w:tc>
           <w:tcPr>
-            <w:tcW w:type="dxa" w:w="2897"/>
+            <w:tcW w:type="dxa" w:w="2542"/>
             <w:shd w:fill="F6F0EF" w:val="clear"/>
             <w:tcMar>
               <w:top w:type="dxa" w:w="90"/>
@@ -6481,7 +6480,7 @@
         </w:tc>
         <w:tc>
           <w:tcPr>
-            <w:tcW w:type="dxa" w:w="2414"/>
+            <w:tcW w:type="dxa" w:w="2118"/>
             <w:shd w:fill="F6F0EF" w:val="clear"/>
             <w:tcMar>
               <w:top w:type="dxa" w:w="90"/>
@@ -6502,7 +6501,7 @@
         </w:tc>
         <w:tc>
           <w:tcPr>
-            <w:tcW w:type="dxa" w:w="3862"/>
+            <w:tcW w:type="dxa" w:w="3389"/>
             <w:shd w:fill="F6F0EF" w:val="clear"/>
             <w:tcMar>
               <w:top w:type="dxa" w:w="90"/>
@@ -6538,7 +6537,7 @@
     </w:p>
     <w:tbl>
       <w:tblPr>
-        <w:tblW w:type="dxa" w:w="9173"/>
+        <w:tblW w:type="dxa" w:w="8049"/>
         <w:tblBorders>
           <w:top w:val="single" w:color="D1AEAB" w:sz="4"/>
           <w:left w:val="single" w:color="D1AEAB" w:sz="4"/>
@@ -6549,9 +6548,9 @@
         </w:tblBorders>
       </w:tblPr>
       <w:tblGrid>
-        <w:gridCol w:w="6424"/>
-        <w:gridCol w:w="1176"/>
-        <w:gridCol w:w="1573"/>
+        <w:gridCol w:w="5638"/>
+        <w:gridCol w:w="1031"/>
+        <w:gridCol w:w="1380"/>
       </w:tblGrid>
       <w:tr>
         <w:trPr>
@@ -6559,7 +6558,7 @@
         </w:trPr>
         <w:tc>
           <w:tcPr>
-            <w:tcW w:type="dxa" w:w="6424"/>
+            <w:tcW w:type="dxa" w:w="5638"/>
             <w:shd w:fill="8C2B3D" w:val="clear"/>
             <w:tcMar>
               <w:top w:type="dxa" w:w="90"/>
@@ -6587,7 +6586,7 @@
         </w:tc>
         <w:tc>
           <w:tcPr>
-            <w:tcW w:type="dxa" w:w="1176"/>
+            <w:tcW w:type="dxa" w:w="1031"/>
             <w:shd w:fill="8C2B3D" w:val="clear"/>
             <w:tcMar>
               <w:top w:type="dxa" w:w="90"/>
@@ -6615,7 +6614,7 @@
         </w:tc>
         <w:tc>
           <w:tcPr>
-            <w:tcW w:type="dxa" w:w="1573"/>
+            <w:tcW w:type="dxa" w:w="1380"/>
             <w:shd w:fill="8C2B3D" w:val="clear"/>
             <w:tcMar>
               <w:top w:type="dxa" w:w="90"/>
@@ -6645,7 +6644,7 @@
       <w:tr>
         <w:tc>
           <w:tcPr>
-            <w:tcW w:type="dxa" w:w="6424"/>
+            <w:tcW w:type="dxa" w:w="5638"/>
             <w:shd w:fill="F6F0EF" w:val="clear"/>
             <w:tcMar>
               <w:top w:type="dxa" w:w="90"/>
@@ -6666,7 +6665,7 @@
         </w:tc>
         <w:tc>
           <w:tcPr>
-            <w:tcW w:type="dxa" w:w="1176"/>
+            <w:tcW w:type="dxa" w:w="1031"/>
             <w:shd w:fill="F6F0EF" w:val="clear"/>
             <w:tcMar>
               <w:top w:type="dxa" w:w="90"/>
@@ -6687,7 +6686,7 @@
         </w:tc>
         <w:tc>
           <w:tcPr>
-            <w:tcW w:type="dxa" w:w="1573"/>
+            <w:tcW w:type="dxa" w:w="1380"/>
             <w:shd w:fill="F6F0EF" w:val="clear"/>
             <w:tcMar>
               <w:top w:type="dxa" w:w="90"/>
@@ -6710,7 +6709,7 @@
       <w:tr>
         <w:tc>
           <w:tcPr>
-            <w:tcW w:type="dxa" w:w="6424"/>
+            <w:tcW w:type="dxa" w:w="5638"/>
             <w:tcMar>
               <w:top w:type="dxa" w:w="90"/>
               <w:left w:type="dxa" w:w="130"/>
@@ -6740,7 +6739,7 @@
         </w:tc>
         <w:tc>
           <w:tcPr>
-            <w:tcW w:type="dxa" w:w="1176"/>
+            <w:tcW w:type="dxa" w:w="1031"/>
             <w:tcMar>
               <w:top w:type="dxa" w:w="90"/>
               <w:left w:type="dxa" w:w="130"/>
@@ -6760,7 +6759,7 @@
         </w:tc>
         <w:tc>
           <w:tcPr>
-            <w:tcW w:type="dxa" w:w="1573"/>
+            <w:tcW w:type="dxa" w:w="1380"/>
             <w:tcMar>
               <w:top w:type="dxa" w:w="90"/>
               <w:left w:type="dxa" w:w="130"/>
@@ -6782,7 +6781,7 @@
       <w:tr>
         <w:tc>
           <w:tcPr>
-            <w:tcW w:type="dxa" w:w="6424"/>
+            <w:tcW w:type="dxa" w:w="5638"/>
             <w:shd w:fill="F6F0EF" w:val="clear"/>
             <w:tcMar>
               <w:top w:type="dxa" w:w="90"/>
@@ -6803,7 +6802,7 @@
         </w:tc>
         <w:tc>
           <w:tcPr>
-            <w:tcW w:type="dxa" w:w="1176"/>
+            <w:tcW w:type="dxa" w:w="1031"/>
             <w:shd w:fill="F6F0EF" w:val="clear"/>
             <w:tcMar>
               <w:top w:type="dxa" w:w="90"/>
@@ -6824,7 +6823,7 @@
         </w:tc>
         <w:tc>
           <w:tcPr>
-            <w:tcW w:type="dxa" w:w="1573"/>
+            <w:tcW w:type="dxa" w:w="1380"/>
             <w:shd w:fill="F6F0EF" w:val="clear"/>
             <w:tcMar>
               <w:top w:type="dxa" w:w="90"/>
@@ -6847,7 +6846,7 @@
       <w:tr>
         <w:tc>
           <w:tcPr>
-            <w:tcW w:type="dxa" w:w="6424"/>
+            <w:tcW w:type="dxa" w:w="5638"/>
             <w:tcMar>
               <w:top w:type="dxa" w:w="90"/>
               <w:left w:type="dxa" w:w="130"/>
@@ -6867,7 +6866,7 @@
         </w:tc>
         <w:tc>
           <w:tcPr>
-            <w:tcW w:type="dxa" w:w="1176"/>
+            <w:tcW w:type="dxa" w:w="1031"/>
             <w:tcMar>
               <w:top w:type="dxa" w:w="90"/>
               <w:left w:type="dxa" w:w="130"/>
@@ -6887,7 +6886,7 @@
         </w:tc>
         <w:tc>
           <w:tcPr>
-            <w:tcW w:type="dxa" w:w="1573"/>
+            <w:tcW w:type="dxa" w:w="1380"/>
             <w:tcMar>
               <w:top w:type="dxa" w:w="90"/>
               <w:left w:type="dxa" w:w="130"/>
@@ -6909,7 +6908,7 @@
       <w:tr>
         <w:tc>
           <w:tcPr>
-            <w:tcW w:type="dxa" w:w="6424"/>
+            <w:tcW w:type="dxa" w:w="5638"/>
             <w:shd w:fill="F6F0EF" w:val="clear"/>
             <w:tcMar>
               <w:top w:type="dxa" w:w="90"/>
@@ -6930,7 +6929,7 @@
         </w:tc>
         <w:tc>
           <w:tcPr>
-            <w:tcW w:type="dxa" w:w="1176"/>
+            <w:tcW w:type="dxa" w:w="1031"/>
             <w:shd w:fill="F6F0EF" w:val="clear"/>
             <w:tcMar>
               <w:top w:type="dxa" w:w="90"/>
@@ -6951,7 +6950,7 @@
         </w:tc>
         <w:tc>
           <w:tcPr>
-            <w:tcW w:type="dxa" w:w="1573"/>
+            <w:tcW w:type="dxa" w:w="1380"/>
             <w:shd w:fill="F6F0EF" w:val="clear"/>
             <w:tcMar>
               <w:top w:type="dxa" w:w="90"/>
@@ -7520,7 +7519,7 @@
     </w:p>
     <w:tbl>
       <w:tblPr>
-        <w:tblW w:type="dxa" w:w="9173"/>
+        <w:tblW w:type="dxa" w:w="8049"/>
         <w:tblBorders>
           <w:top w:val="single" w:color="D1AEAB" w:sz="4"/>
           <w:left w:val="single" w:color="D1AEAB" w:sz="4"/>
@@ -7531,8 +7530,8 @@
         </w:tblBorders>
       </w:tblPr>
       <w:tblGrid>
-        <w:gridCol w:w="2621"/>
-        <w:gridCol w:w="6552"/>
+        <w:gridCol w:w="2300"/>
+        <w:gridCol w:w="5749"/>
       </w:tblGrid>
       <w:tr>
         <w:trPr>
@@ -7540,7 +7539,7 @@
         </w:trPr>
         <w:tc>
           <w:tcPr>
-            <w:tcW w:type="dxa" w:w="2621"/>
+            <w:tcW w:type="dxa" w:w="2300"/>
             <w:shd w:fill="8C2B3D" w:val="clear"/>
             <w:tcMar>
               <w:top w:type="dxa" w:w="90"/>
@@ -7568,7 +7567,7 @@
         </w:tc>
         <w:tc>
           <w:tcPr>
-            <w:tcW w:type="dxa" w:w="6552"/>
+            <w:tcW w:type="dxa" w:w="5749"/>
             <w:shd w:fill="8C2B3D" w:val="clear"/>
             <w:tcMar>
               <w:top w:type="dxa" w:w="90"/>
@@ -7598,7 +7597,7 @@
       <w:tr>
         <w:tc>
           <w:tcPr>
-            <w:tcW w:type="dxa" w:w="2621"/>
+            <w:tcW w:type="dxa" w:w="2300"/>
             <w:shd w:fill="F6F0EF" w:val="clear"/>
             <w:tcMar>
               <w:top w:type="dxa" w:w="90"/>
@@ -7623,7 +7622,7 @@
         </w:tc>
         <w:tc>
           <w:tcPr>
-            <w:tcW w:type="dxa" w:w="6552"/>
+            <w:tcW w:type="dxa" w:w="5749"/>
             <w:shd w:fill="F6F0EF" w:val="clear"/>
             <w:tcMar>
               <w:top w:type="dxa" w:w="90"/>
@@ -7646,7 +7645,7 @@
       <w:tr>
         <w:tc>
           <w:tcPr>
-            <w:tcW w:type="dxa" w:w="2621"/>
+            <w:tcW w:type="dxa" w:w="2300"/>
             <w:tcMar>
               <w:top w:type="dxa" w:w="90"/>
               <w:left w:type="dxa" w:w="130"/>
@@ -7670,7 +7669,7 @@
         </w:tc>
         <w:tc>
           <w:tcPr>
-            <w:tcW w:type="dxa" w:w="6552"/>
+            <w:tcW w:type="dxa" w:w="5749"/>
             <w:tcMar>
               <w:top w:type="dxa" w:w="90"/>
               <w:left w:type="dxa" w:w="130"/>
@@ -7692,7 +7691,7 @@
       <w:tr>
         <w:tc>
           <w:tcPr>
-            <w:tcW w:type="dxa" w:w="2621"/>
+            <w:tcW w:type="dxa" w:w="2300"/>
             <w:shd w:fill="F6F0EF" w:val="clear"/>
             <w:tcMar>
               <w:top w:type="dxa" w:w="90"/>
@@ -7717,7 +7716,7 @@
         </w:tc>
         <w:tc>
           <w:tcPr>
-            <w:tcW w:type="dxa" w:w="6552"/>
+            <w:tcW w:type="dxa" w:w="5749"/>
             <w:shd w:fill="F6F0EF" w:val="clear"/>
             <w:tcMar>
               <w:top w:type="dxa" w:w="90"/>
@@ -7740,7 +7739,7 @@
       <w:tr>
         <w:tc>
           <w:tcPr>
-            <w:tcW w:type="dxa" w:w="2621"/>
+            <w:tcW w:type="dxa" w:w="2300"/>
             <w:tcMar>
               <w:top w:type="dxa" w:w="90"/>
               <w:left w:type="dxa" w:w="130"/>
@@ -7764,7 +7763,7 @@
         </w:tc>
         <w:tc>
           <w:tcPr>
-            <w:tcW w:type="dxa" w:w="6552"/>
+            <w:tcW w:type="dxa" w:w="5749"/>
             <w:tcMar>
               <w:top w:type="dxa" w:w="90"/>
               <w:left w:type="dxa" w:w="130"/>
@@ -7786,7 +7785,7 @@
       <w:tr>
         <w:tc>
           <w:tcPr>
-            <w:tcW w:type="dxa" w:w="2621"/>
+            <w:tcW w:type="dxa" w:w="2300"/>
             <w:shd w:fill="F6F0EF" w:val="clear"/>
             <w:tcMar>
               <w:top w:type="dxa" w:w="90"/>
@@ -7811,7 +7810,7 @@
         </w:tc>
         <w:tc>
           <w:tcPr>
-            <w:tcW w:type="dxa" w:w="6552"/>
+            <w:tcW w:type="dxa" w:w="5749"/>
             <w:shd w:fill="F6F0EF" w:val="clear"/>
             <w:tcMar>
               <w:top w:type="dxa" w:w="90"/>
@@ -7834,7 +7833,7 @@
       <w:tr>
         <w:tc>
           <w:tcPr>
-            <w:tcW w:type="dxa" w:w="2621"/>
+            <w:tcW w:type="dxa" w:w="2300"/>
             <w:tcMar>
               <w:top w:type="dxa" w:w="90"/>
               <w:left w:type="dxa" w:w="130"/>
@@ -7858,7 +7857,7 @@
         </w:tc>
         <w:tc>
           <w:tcPr>
-            <w:tcW w:type="dxa" w:w="6552"/>
+            <w:tcW w:type="dxa" w:w="5749"/>
             <w:tcMar>
               <w:top w:type="dxa" w:w="90"/>
               <w:left w:type="dxa" w:w="130"/>
@@ -7880,7 +7879,7 @@
       <w:tr>
         <w:tc>
           <w:tcPr>
-            <w:tcW w:type="dxa" w:w="2621"/>
+            <w:tcW w:type="dxa" w:w="2300"/>
             <w:shd w:fill="F6F0EF" w:val="clear"/>
             <w:tcMar>
               <w:top w:type="dxa" w:w="90"/>
@@ -7905,7 +7904,7 @@
         </w:tc>
         <w:tc>
           <w:tcPr>
-            <w:tcW w:type="dxa" w:w="6552"/>
+            <w:tcW w:type="dxa" w:w="5749"/>
             <w:shd w:fill="F6F0EF" w:val="clear"/>
             <w:tcMar>
               <w:top w:type="dxa" w:w="90"/>
@@ -7955,7 +7954,7 @@
       <w:footerReference w:type="default" r:id="rId9"/>
       <w:footerReference w:type="first" r:id="rId10"/>
       <w:pgSz w:w="11909" w:h="16834" w:orient="portrait"/>
-      <w:pgMar w:top="1224" w:right="1368" w:bottom="1224" w:left="1368" w:header="708" w:footer="708" w:gutter="0"/>
+      <w:pgMar w:top="1224" w:right="1930" w:bottom="1224" w:left="1930" w:header="708" w:footer="708" w:gutter="0"/>
       <w:pgNumType/>
       <w:titlePg/>
       <w:docGrid w:linePitch="360"/>
@@ -8013,7 +8012,7 @@
     </w:pPr>
     <w:r>
       <w:rPr>
-        <w:rFonts w:ascii="Aptos" w:cs="Aptos" w:eastAsia="Aptos" w:hAnsi="Aptos"/>
+        <w:rFonts w:ascii="Inter" w:cs="Inter" w:eastAsia="Inter" w:hAnsi="Inter"/>
         <w:color w:val="B27474"/>
         <w:sz w:val="18"/>
         <w:szCs w:val="18"/>
@@ -8022,7 +8021,7 @@
     </w:r>
     <w:r>
       <w:rPr>
-        <w:rFonts w:ascii="Aptos" w:cs="Aptos" w:eastAsia="Aptos" w:hAnsi="Aptos"/>
+        <w:rFonts w:ascii="Inter" w:cs="Inter" w:eastAsia="Inter" w:hAnsi="Inter"/>
         <w:color w:val="B27474"/>
         <w:sz w:val="18"/>
         <w:szCs w:val="18"/>
@@ -8089,7 +8088,7 @@
     </w:pPr>
     <w:r>
       <w:rPr>
-        <w:rFonts w:ascii="Aptos" w:cs="Aptos" w:eastAsia="Aptos" w:hAnsi="Aptos"/>
+        <w:rFonts w:ascii="Inter" w:cs="Inter" w:eastAsia="Inter" w:hAnsi="Inter"/>
         <w:color w:val="B27474"/>
         <w:sz w:val="17"/>
         <w:szCs w:val="17"/>
@@ -8269,7 +8268,7 @@
   <w:docDefaults>
     <w:rPrDefault>
       <w:rPr>
-        <w:rFonts w:ascii="Aptos" w:cs="Aptos" w:eastAsia="Aptos" w:hAnsi="Aptos"/>
+        <w:rFonts w:ascii="Inter" w:cs="Inter" w:eastAsia="Inter" w:hAnsi="Inter"/>
         <w:color w:val="3E424B"/>
         <w:sz w:val="22"/>
         <w:szCs w:val="22"/>
@@ -8277,7 +8276,7 @@
     </w:rPrDefault>
     <w:pPrDefault>
       <w:pPr>
-        <w:spacing w:after="160" w:line="300" w:lineRule="auto"/>
+        <w:spacing w:after="180" w:line="336" w:lineRule="auto"/>
       </w:pPr>
     </w:pPrDefault>
   </w:docDefaults>
@@ -8343,7 +8342,7 @@
       <w:spacing w:after="80" w:before="220"/>
     </w:pPr>
     <w:rPr>
-      <w:rFonts w:ascii="Aptos" w:cs="Aptos" w:eastAsia="Aptos" w:hAnsi="Aptos"/>
+      <w:rFonts w:ascii="Inter" w:cs="Inter" w:eastAsia="Inter" w:hAnsi="Inter"/>
       <w:b/>
       <w:bCs/>
       <w:color w:val="B27474"/>
@@ -8361,7 +8360,7 @@
       <w:spacing w:after="60" w:before="180"/>
     </w:pPr>
     <w:rPr>
-      <w:rFonts w:ascii="Aptos" w:cs="Aptos" w:eastAsia="Aptos" w:hAnsi="Aptos"/>
+      <w:rFonts w:ascii="Inter" w:cs="Inter" w:eastAsia="Inter" w:hAnsi="Inter"/>
       <w:b/>
       <w:bCs/>
       <w:i/>
@@ -8493,10 +8492,10 @@
     <w:basedOn w:val="Normal"/>
     <w:qFormat/>
     <w:pPr>
-      <w:spacing w:after="200" w:line="324" w:lineRule="auto"/>
+      <w:spacing w:after="220" w:line="352" w:lineRule="auto"/>
     </w:pPr>
     <w:rPr>
-      <w:rFonts w:ascii="Aptos" w:cs="Aptos" w:eastAsia="Aptos" w:hAnsi="Aptos"/>
+      <w:rFonts w:ascii="Inter" w:cs="Inter" w:eastAsia="Inter" w:hAnsi="Inter"/>
       <w:color w:val="3E424B"/>
       <w:sz w:val="23"/>
       <w:szCs w:val="23"/>
@@ -8509,7 +8508,7 @@
       <w:spacing w:after="120"/>
     </w:pPr>
     <w:rPr>
-      <w:rFonts w:ascii="Aptos" w:cs="Aptos" w:eastAsia="Aptos" w:hAnsi="Aptos"/>
+      <w:rFonts w:ascii="Inter" w:cs="Inter" w:eastAsia="Inter" w:hAnsi="Inter"/>
       <w:color w:val="B27474"/>
       <w:sz w:val="19"/>
       <w:szCs w:val="19"/>
@@ -8527,7 +8526,7 @@
       <w:ind w:left="340" w:right="200"/>
     </w:pPr>
     <w:rPr>
-      <w:rFonts w:ascii="Aptos" w:cs="Aptos" w:eastAsia="Aptos" w:hAnsi="Aptos"/>
+      <w:rFonts w:ascii="Inter" w:cs="Inter" w:eastAsia="Inter" w:hAnsi="Inter"/>
       <w:color w:val="3E424B"/>
       <w:sz w:val="21"/>
       <w:szCs w:val="21"/>
@@ -8542,7 +8541,7 @@
       <w:ind w:left="200"/>
     </w:pPr>
     <w:rPr>
-      <w:rFonts w:ascii="Consolas" w:cs="Consolas" w:eastAsia="Consolas" w:hAnsi="Consolas"/>
+      <w:rFonts w:ascii="Roboto Mono" w:cs="Roboto Mono" w:eastAsia="Roboto Mono" w:hAnsi="Roboto Mono"/>
       <w:color w:val="3E424B"/>
       <w:sz w:val="18"/>
       <w:szCs w:val="18"/>
@@ -8558,7 +8557,7 @@
       <w:spacing w:after="120" w:before="320" w:line="288" w:lineRule="auto"/>
     </w:pPr>
     <w:rPr>
-      <w:rFonts w:ascii="Aptos" w:cs="Aptos" w:eastAsia="Aptos" w:hAnsi="Aptos"/>
+      <w:rFonts w:ascii="Inter" w:cs="Inter" w:eastAsia="Inter" w:hAnsi="Inter"/>
       <w:i/>
       <w:iCs/>
       <w:color w:val="B27474"/>

--- a/docs/informes-seo/00-informe-auditoria-seo.docx
+++ b/docs/informes-seo/00-informe-auditoria-seo.docx
@@ -294,7 +294,7 @@
             <w:r>
               <w:t xml:space="preserve">Rafael Figueredo Oropeza — </w:t>
             </w:r>
-            <w:hyperlink w:history="1" r:id="rIdrplmkw-xzrgpt8vwvqivs">
+            <w:hyperlink w:history="1" r:id="rIdimnl65tuuvcl4tjixmojo">
               <w:r>
                 <w:rPr>
                   <w:color w:val="8C2B3D"/>
@@ -306,7 +306,7 @@
             <w:r>
               <w:t xml:space="preserve"> · </w:t>
             </w:r>
-            <w:hyperlink w:history="1" r:id="rIdpjzymjryubkev7rea5jku">
+            <w:hyperlink w:history="1" r:id="rIdlqjwciynksni2i5ktt5vq">
               <w:r>
                 <w:rPr>
                   <w:color w:val="8C2B3D"/>
@@ -4000,7 +4000,7 @@
       <w:r>
         <w:t xml:space="preserve">, y por eso el sitio no necesita el molesto aviso de aceptar cookies. Pero la ley colombiana de datos personales (</w:t>
       </w:r>
-      <w:hyperlink w:history="1" r:id="rIdxznlncr23igoziofskqfy">
+      <w:hyperlink w:history="1" r:id="rIdiggbtenrbwaacavk6dsxt">
         <w:r>
           <w:rPr>
             <w:b/>
